--- a/Новая речь.docx
+++ b/Новая речь.docx
@@ -1,6 +1,6 @@
 
 <file path=word/document.xml><?xml version="1.0" encoding="utf-8"?>
-<w:document xmlns:wpc="http://schemas.microsoft.com/office/word/2010/wordprocessingCanvas" xmlns:cx="http://schemas.microsoft.com/office/drawing/2014/chartex" xmlns:cx1="http://schemas.microsoft.com/office/drawing/2015/9/8/chartex" xmlns:cx2="http://schemas.microsoft.com/office/drawing/2015/10/21/chartex" xmlns:cx3="http://schemas.microsoft.com/office/drawing/2016/5/9/chartex" xmlns:cx4="http://schemas.microsoft.com/office/drawing/2016/5/10/chartex" xmlns:cx5="http://schemas.microsoft.com/office/drawing/2016/5/11/chartex" xmlns:cx6="http://schemas.microsoft.com/office/drawing/2016/5/12/chartex" xmlns:cx7="http://schemas.microsoft.com/office/drawing/2016/5/13/chartex" xmlns:cx8="http://schemas.microsoft.com/office/drawing/2016/5/14/chartex" xmlns:mc="http://schemas.openxmlformats.org/markup-compatibility/2006" xmlns:aink="http://schemas.microsoft.com/office/drawing/2016/ink" xmlns:am3d="http://schemas.microsoft.com/office/drawing/2017/model3d" xmlns:o="urn:schemas-microsoft-com:office:office" xmlns:r="http://schemas.openxmlformats.org/officeDocument/2006/relationships" xmlns:m="http://schemas.openxmlformats.org/officeDocument/2006/math" xmlns:v="urn:schemas-microsoft-com:vml" xmlns:wp14="http://schemas.microsoft.com/office/word/2010/wordprocessingDrawing" xmlns:wp="http://schemas.openxmlformats.org/drawingml/2006/wordprocessingDrawing" xmlns:w10="urn:schemas-microsoft-com:office:word" xmlns:w="http://schemas.openxmlformats.org/wordprocessingml/2006/main" xmlns:w14="http://schemas.microsoft.com/office/word/2010/wordml" xmlns:w15="http://schemas.microsoft.com/office/word/2012/wordml" xmlns:w16cex="http://schemas.microsoft.com/office/word/2018/wordml/cex" xmlns:w16cid="http://schemas.microsoft.com/office/word/2016/wordml/cid" xmlns:w16="http://schemas.microsoft.com/office/word/2018/wordml" xmlns:w16sdtdh="http://schemas.microsoft.com/office/word/2020/wordml/sdtdatahash" xmlns:w16se="http://schemas.microsoft.com/office/word/2015/wordml/symex" xmlns:wpg="http://schemas.microsoft.com/office/word/2010/wordprocessingGroup" xmlns:wpi="http://schemas.microsoft.com/office/word/2010/wordprocessingInk" xmlns:wne="http://schemas.microsoft.com/office/word/2006/wordml" xmlns:wps="http://schemas.microsoft.com/office/word/2010/wordprocessingShape" mc:Ignorable="w14 w15 w16se w16cid w16 w16cex w16sdtdh wp14">
+<w:document xmlns:wpc="http://schemas.microsoft.com/office/word/2010/wordprocessingCanvas" xmlns:cx="http://schemas.microsoft.com/office/drawing/2014/chartex" xmlns:cx1="http://schemas.microsoft.com/office/drawing/2015/9/8/chartex" xmlns:cx2="http://schemas.microsoft.com/office/drawing/2015/10/21/chartex" xmlns:cx3="http://schemas.microsoft.com/office/drawing/2016/5/9/chartex" xmlns:cx4="http://schemas.microsoft.com/office/drawing/2016/5/10/chartex" xmlns:cx5="http://schemas.microsoft.com/office/drawing/2016/5/11/chartex" xmlns:cx6="http://schemas.microsoft.com/office/drawing/2016/5/12/chartex" xmlns:cx7="http://schemas.microsoft.com/office/drawing/2016/5/13/chartex" xmlns:cx8="http://schemas.microsoft.com/office/drawing/2016/5/14/chartex" xmlns:mc="http://schemas.openxmlformats.org/markup-compatibility/2006" xmlns:aink="http://schemas.microsoft.com/office/drawing/2016/ink" xmlns:am3d="http://schemas.microsoft.com/office/drawing/2017/model3d" xmlns:o="urn:schemas-microsoft-com:office:office" xmlns:r="http://schemas.openxmlformats.org/officeDocument/2006/relationships" xmlns:m="http://schemas.openxmlformats.org/officeDocument/2006/math" xmlns:v="urn:schemas-microsoft-com:vml" xmlns:wp14="http://schemas.microsoft.com/office/word/2010/wordprocessingDrawing" xmlns:wp="http://schemas.openxmlformats.org/drawingml/2006/wordprocessingDrawing" xmlns:w10="urn:schemas-microsoft-com:office:word" xmlns:w="http://schemas.openxmlformats.org/wordprocessingml/2006/main" xmlns:w14="http://schemas.microsoft.com/office/word/2010/wordml" xmlns:w15="http://schemas.microsoft.com/office/word/2012/wordml" xmlns:w16cex="http://schemas.microsoft.com/office/word/2018/wordml/cex" xmlns:w16cid="http://schemas.microsoft.com/office/word/2016/wordml/cid" xmlns:w16="http://schemas.microsoft.com/office/word/2018/wordml" xmlns:w16se="http://schemas.microsoft.com/office/word/2015/wordml/symex" xmlns:wpg="http://schemas.microsoft.com/office/word/2010/wordprocessingGroup" xmlns:wpi="http://schemas.microsoft.com/office/word/2010/wordprocessingInk" xmlns:wne="http://schemas.microsoft.com/office/word/2006/wordml" xmlns:wps="http://schemas.microsoft.com/office/word/2010/wordprocessingShape" mc:Ignorable="w14 w15 w16se w16cid w16 w16cex wp14">
   <w:body>
     <w:p>
       <w:pPr>
@@ -245,17 +245,19 @@
           <w:szCs w:val="24"/>
           <w:lang w:eastAsia="ru-RU"/>
         </w:rPr>
-        <w:t>выполняет мног</w:t>
-      </w:r>
-      <w:r>
-        <w:rPr>
-          <w:rFonts w:ascii="Times New Roman" w:eastAsia="Times New Roman" w:hAnsi="Times New Roman" w:cs="Times New Roman"/>
-          <w:sz w:val="24"/>
-          <w:szCs w:val="24"/>
-          <w:lang w:eastAsia="ru-RU"/>
-        </w:rPr>
-        <w:t>о</w:t>
-      </w:r>
+        <w:t>выполняет мн</w:t>
+      </w:r>
+      <w:r>
+        <w:rPr>
+          <w:rFonts w:ascii="Times New Roman" w:eastAsia="Times New Roman" w:hAnsi="Times New Roman" w:cs="Times New Roman"/>
+          <w:sz w:val="24"/>
+          <w:szCs w:val="24"/>
+          <w:lang w:eastAsia="ru-RU"/>
+        </w:rPr>
+        <w:t>ожество</w:t>
+      </w:r>
+      <w:bookmarkStart w:id="0" w:name="_GoBack"/>
+      <w:bookmarkEnd w:id="0"/>
       <w:r>
         <w:rPr>
           <w:rFonts w:ascii="Times New Roman" w:eastAsia="Times New Roman" w:hAnsi="Times New Roman" w:cs="Times New Roman"/>
@@ -1173,7 +1175,25 @@
           <w:szCs w:val="24"/>
           <w:lang w:eastAsia="ru-RU"/>
         </w:rPr>
-        <w:t>Для преподавателя ИИ формирует черновик проверки работы, но итоговую оценку и комментарий всё равно утверждает человек.</w:t>
+        <w:t xml:space="preserve">Для преподавателя ИИ формирует черновик проверки работы, но </w:t>
+      </w:r>
+      <w:r>
+        <w:rPr>
+          <w:rFonts w:ascii="Times New Roman" w:eastAsia="Times New Roman" w:hAnsi="Times New Roman" w:cs="Times New Roman"/>
+          <w:sz w:val="24"/>
+          <w:szCs w:val="24"/>
+          <w:lang w:eastAsia="ru-RU"/>
+        </w:rPr>
+        <w:t>зачёт</w:t>
+      </w:r>
+      <w:r>
+        <w:rPr>
+          <w:rFonts w:ascii="Times New Roman" w:eastAsia="Times New Roman" w:hAnsi="Times New Roman" w:cs="Times New Roman"/>
+          <w:sz w:val="24"/>
+          <w:szCs w:val="24"/>
+          <w:lang w:eastAsia="ru-RU"/>
+        </w:rPr>
+        <w:t xml:space="preserve"> и комментарий всё равно утверждает человек.</w:t>
       </w:r>
     </w:p>
     <w:p>
@@ -1257,40 +1277,35 @@
     </w:p>
     <w:p>
       <w:pPr>
-        <w:spacing w:before="100" w:beforeAutospacing="1" w:after="100" w:afterAutospacing="1" w:line="240" w:lineRule="auto"/>
-        <w:rPr>
-          <w:rFonts w:ascii="Times New Roman" w:eastAsia="Times New Roman" w:hAnsi="Times New Roman" w:cs="Times New Roman"/>
-          <w:sz w:val="24"/>
-          <w:szCs w:val="24"/>
-          <w:lang w:eastAsia="ru-RU"/>
-        </w:rPr>
-      </w:pPr>
-      <w:r>
-        <w:rPr>
-          <w:rFonts w:ascii="Times New Roman" w:eastAsia="Times New Roman" w:hAnsi="Times New Roman" w:cs="Times New Roman"/>
-          <w:sz w:val="24"/>
-          <w:szCs w:val="24"/>
-          <w:lang w:eastAsia="ru-RU"/>
-        </w:rPr>
-        <w:t>Диаграмма последовательности</w:t>
-      </w:r>
-      <w:r>
-        <w:rPr>
-          <w:rFonts w:ascii="Times New Roman" w:eastAsia="Times New Roman" w:hAnsi="Times New Roman" w:cs="Times New Roman"/>
-          <w:sz w:val="24"/>
-          <w:szCs w:val="24"/>
-          <w:lang w:eastAsia="ru-RU"/>
-        </w:rPr>
-        <w:t xml:space="preserve"> общения пользователя с ИИ </w:t>
-      </w:r>
-      <w:r>
-        <w:rPr>
-          <w:rFonts w:ascii="Times New Roman" w:eastAsia="Times New Roman" w:hAnsi="Times New Roman" w:cs="Times New Roman"/>
-          <w:sz w:val="24"/>
-          <w:szCs w:val="24"/>
-          <w:lang w:eastAsia="ru-RU"/>
-        </w:rPr>
-        <w:t>показывает обработку запроса через API Gateway, сервис education и базу данных.</w:t>
+        <w:rPr>
+          <w:rFonts w:ascii="Times New Roman" w:hAnsi="Times New Roman" w:cs="Times New Roman"/>
+          <w:sz w:val="24"/>
+          <w:szCs w:val="24"/>
+        </w:rPr>
+      </w:pPr>
+      <w:r>
+        <w:rPr>
+          <w:rFonts w:ascii="Times New Roman" w:hAnsi="Times New Roman" w:cs="Times New Roman"/>
+          <w:sz w:val="24"/>
+          <w:szCs w:val="24"/>
+        </w:rPr>
+        <w:t xml:space="preserve">Диаграмма последовательности общения пользователя с ИИ показывает обработку запроса через API Gateway, сервис Education и </w:t>
+      </w:r>
+      <w:r>
+        <w:rPr>
+          <w:rFonts w:ascii="Times New Roman" w:hAnsi="Times New Roman" w:cs="Times New Roman"/>
+          <w:sz w:val="24"/>
+          <w:szCs w:val="24"/>
+        </w:rPr>
+        <w:t>ИИ</w:t>
+      </w:r>
+      <w:r>
+        <w:rPr>
+          <w:rFonts w:ascii="Times New Roman" w:hAnsi="Times New Roman" w:cs="Times New Roman"/>
+          <w:sz w:val="24"/>
+          <w:szCs w:val="24"/>
+        </w:rPr>
+        <w:t>-компоненты.</w:t>
       </w:r>
     </w:p>
     <w:p>
@@ -1360,78 +1375,55 @@
     </w:p>
     <w:p>
       <w:pPr>
-        <w:spacing w:before="100" w:beforeAutospacing="1" w:after="100" w:afterAutospacing="1" w:line="240" w:lineRule="auto"/>
-        <w:rPr>
-          <w:rFonts w:ascii="Times New Roman" w:eastAsia="Times New Roman" w:hAnsi="Times New Roman" w:cs="Times New Roman"/>
-          <w:sz w:val="24"/>
-          <w:szCs w:val="24"/>
-          <w:lang w:eastAsia="ru-RU"/>
-        </w:rPr>
-      </w:pPr>
-      <w:r>
-        <w:rPr>
-          <w:rFonts w:ascii="Times New Roman" w:eastAsia="Times New Roman" w:hAnsi="Times New Roman" w:cs="Times New Roman"/>
-          <w:sz w:val="24"/>
-          <w:szCs w:val="24"/>
-          <w:lang w:eastAsia="ru-RU"/>
-        </w:rPr>
-        <w:t>Сейчас покажу основной сценарий</w:t>
-      </w:r>
-      <w:r>
-        <w:rPr>
-          <w:rFonts w:ascii="Times New Roman" w:eastAsia="Times New Roman" w:hAnsi="Times New Roman" w:cs="Times New Roman"/>
-          <w:sz w:val="24"/>
-          <w:szCs w:val="24"/>
-          <w:lang w:eastAsia="ru-RU"/>
-        </w:rPr>
-        <w:t xml:space="preserve"> на демонстрации: администратор создает курс, вводит название, описание, возраст, требуется ли интервью. После он создает группу, </w:t>
-      </w:r>
-      <w:r>
-        <w:rPr>
-          <w:rFonts w:ascii="Times New Roman" w:eastAsia="Times New Roman" w:hAnsi="Times New Roman" w:cs="Times New Roman"/>
-          <w:sz w:val="24"/>
-          <w:szCs w:val="24"/>
-          <w:lang w:eastAsia="ru-RU"/>
-        </w:rPr>
-        <w:t xml:space="preserve">вместимость, </w:t>
-      </w:r>
-      <w:r>
-        <w:rPr>
-          <w:rFonts w:ascii="Times New Roman" w:eastAsia="Times New Roman" w:hAnsi="Times New Roman" w:cs="Times New Roman"/>
-          <w:sz w:val="24"/>
-          <w:szCs w:val="24"/>
-          <w:lang w:eastAsia="ru-RU"/>
-        </w:rPr>
-        <w:t xml:space="preserve">назначает преподавателя, </w:t>
-      </w:r>
-      <w:r>
-        <w:rPr>
-          <w:rFonts w:ascii="Times New Roman" w:eastAsia="Times New Roman" w:hAnsi="Times New Roman" w:cs="Times New Roman"/>
-          <w:sz w:val="24"/>
-          <w:szCs w:val="24"/>
-          <w:lang w:eastAsia="ru-RU"/>
-        </w:rPr>
-        <w:t xml:space="preserve"> …, ученик скачивает сертификат.</w:t>
-      </w:r>
-    </w:p>
-    <w:p>
-      <w:pPr>
-        <w:spacing w:before="100" w:beforeAutospacing="1" w:after="100" w:afterAutospacing="1" w:line="240" w:lineRule="auto"/>
-        <w:rPr>
-          <w:rFonts w:ascii="Times New Roman" w:eastAsia="Times New Roman" w:hAnsi="Times New Roman" w:cs="Times New Roman"/>
-          <w:sz w:val="24"/>
-          <w:szCs w:val="24"/>
-          <w:lang w:eastAsia="ru-RU"/>
-        </w:rPr>
-      </w:pPr>
-      <w:r>
-        <w:rPr>
-          <w:rFonts w:ascii="Times New Roman" w:eastAsia="Times New Roman" w:hAnsi="Times New Roman" w:cs="Times New Roman"/>
-          <w:sz w:val="24"/>
-          <w:szCs w:val="24"/>
-          <w:lang w:eastAsia="ru-RU"/>
-        </w:rPr>
-        <w:t xml:space="preserve">Слайд </w:t>
+        <w:shd w:val="clear" w:color="auto" w:fill="FFFFFF" w:themeFill="background1"/>
+        <w:spacing w:after="75" w:line="240" w:lineRule="auto"/>
+        <w:rPr>
+          <w:rFonts w:ascii="Times New Roman" w:eastAsia="Times New Roman" w:hAnsi="Times New Roman" w:cs="Times New Roman"/>
+          <w:color w:val="000000"/>
+          <w:sz w:val="24"/>
+          <w:szCs w:val="24"/>
+          <w:lang w:eastAsia="ru-RU"/>
+        </w:rPr>
+      </w:pPr>
+      <w:r>
+        <w:rPr>
+          <w:rFonts w:ascii="Times New Roman" w:eastAsia="Times New Roman" w:hAnsi="Times New Roman" w:cs="Times New Roman"/>
+          <w:color w:val="000000"/>
+          <w:sz w:val="24"/>
+          <w:szCs w:val="24"/>
+          <w:lang w:eastAsia="ru-RU"/>
+        </w:rPr>
+        <w:t>Начинается всё с того что администратор создаёт курс, где вводит название, описание, возраст, грузит изображение, нужно ли собеседование. Далее он создает группу, привязывает к курсу, назначает преподавателя, добавляет вместимость сроки, кабинет, расписание. Активирует группу, активирует ИИ Ассистента. Преподавательль создает слоты собеседования. Пользователь задает вопрос ИИ. Ему рекомедуется курс и он подает заявку и выбирает слот. После собеседования учитель отмечает результат. А модератор зачисляет в группу. Ученику открывается доступ к обучению. Преподаватель отмечает посещаемость и загружает задание. Ученик отвечает Учитель проверяет с помощью Ии Завуч выдает сертификат и с помощью фильтров формирует выгрузку. Ученик скачивает свой сертификат</w:t>
+      </w:r>
+    </w:p>
+    <w:p>
+      <w:pPr>
+        <w:shd w:val="clear" w:color="auto" w:fill="FFFFFF" w:themeFill="background1"/>
+        <w:spacing w:before="100" w:beforeAutospacing="1" w:after="100" w:afterAutospacing="1" w:line="240" w:lineRule="auto"/>
+        <w:rPr>
+          <w:rFonts w:ascii="Times New Roman" w:eastAsia="Times New Roman" w:hAnsi="Times New Roman" w:cs="Times New Roman"/>
+          <w:sz w:val="24"/>
+          <w:szCs w:val="24"/>
+          <w:lang w:eastAsia="ru-RU"/>
+        </w:rPr>
+      </w:pPr>
+      <w:r>
+        <w:rPr>
+          <w:rFonts w:ascii="Times New Roman" w:eastAsia="Times New Roman" w:hAnsi="Times New Roman" w:cs="Times New Roman"/>
+          <w:sz w:val="24"/>
+          <w:szCs w:val="24"/>
+          <w:lang w:eastAsia="ru-RU"/>
+        </w:rPr>
+        <w:t>Слайд</w:t>
+      </w:r>
+      <w:r>
+        <w:rPr>
+          <w:rFonts w:ascii="Times New Roman" w:eastAsia="Times New Roman" w:hAnsi="Times New Roman" w:cs="Times New Roman"/>
+          <w:sz w:val="24"/>
+          <w:szCs w:val="24"/>
+          <w:lang w:eastAsia="ru-RU"/>
+        </w:rPr>
+        <w:t xml:space="preserve"> </w:t>
       </w:r>
       <w:r>
         <w:rPr>
@@ -1643,7 +1635,7 @@
 </file>
 
 <file path=word/styles.xml><?xml version="1.0" encoding="utf-8"?>
-<w:styles xmlns:mc="http://schemas.openxmlformats.org/markup-compatibility/2006" xmlns:r="http://schemas.openxmlformats.org/officeDocument/2006/relationships" xmlns:w="http://schemas.openxmlformats.org/wordprocessingml/2006/main" xmlns:w14="http://schemas.microsoft.com/office/word/2010/wordml" xmlns:w15="http://schemas.microsoft.com/office/word/2012/wordml" xmlns:w16cex="http://schemas.microsoft.com/office/word/2018/wordml/cex" xmlns:w16cid="http://schemas.microsoft.com/office/word/2016/wordml/cid" xmlns:w16="http://schemas.microsoft.com/office/word/2018/wordml" xmlns:w16sdtdh="http://schemas.microsoft.com/office/word/2020/wordml/sdtdatahash" xmlns:w16se="http://schemas.microsoft.com/office/word/2015/wordml/symex" mc:Ignorable="w14 w15 w16se w16cid w16 w16cex w16sdtdh">
+<w:styles xmlns:mc="http://schemas.openxmlformats.org/markup-compatibility/2006" xmlns:r="http://schemas.openxmlformats.org/officeDocument/2006/relationships" xmlns:w="http://schemas.openxmlformats.org/wordprocessingml/2006/main" xmlns:w14="http://schemas.microsoft.com/office/word/2010/wordml" xmlns:w15="http://schemas.microsoft.com/office/word/2012/wordml" xmlns:w16cex="http://schemas.microsoft.com/office/word/2018/wordml/cex" xmlns:w16cid="http://schemas.microsoft.com/office/word/2016/wordml/cid" xmlns:w16="http://schemas.microsoft.com/office/word/2018/wordml" xmlns:w16se="http://schemas.microsoft.com/office/word/2015/wordml/symex" mc:Ignorable="w14 w15 w16se w16cid w16 w16cex">
   <w:docDefaults>
     <w:rPrDefault>
       <w:rPr>

--- a/Новая речь.docx
+++ b/Новая речь.docx
@@ -4,19 +4,13 @@
   <w:body>
     <w:p>
       <w:pPr>
-        <w:spacing w:before="100" w:beforeAutospacing="1" w:after="100" w:afterAutospacing="1" w:line="240" w:lineRule="auto"/>
-        <w:rPr>
-          <w:rFonts w:ascii="Times New Roman" w:eastAsia="Times New Roman" w:hAnsi="Times New Roman" w:cs="Times New Roman"/>
-          <w:sz w:val="24"/>
-          <w:szCs w:val="24"/>
-          <w:lang w:eastAsia="ru-RU"/>
-        </w:rPr>
-      </w:pPr>
-      <w:r>
-        <w:rPr>
-          <w:rFonts w:ascii="Times New Roman" w:eastAsia="Times New Roman" w:hAnsi="Times New Roman" w:cs="Times New Roman"/>
-          <w:sz w:val="24"/>
-          <w:szCs w:val="24"/>
+        <w:rPr>
+          <w:lang w:eastAsia="ru-RU"/>
+        </w:rPr>
+      </w:pPr>
+      <w:bookmarkStart w:id="0" w:name="_GoBack"/>
+      <w:r>
+        <w:rPr>
           <w:lang w:eastAsia="ru-RU"/>
         </w:rPr>
         <w:t>Слайд 1. Тема</w:t>
@@ -24,19 +18,12 @@
     </w:p>
     <w:p>
       <w:pPr>
-        <w:spacing w:before="100" w:beforeAutospacing="1" w:after="100" w:afterAutospacing="1" w:line="240" w:lineRule="auto"/>
-        <w:rPr>
-          <w:rFonts w:ascii="Times New Roman" w:eastAsia="Times New Roman" w:hAnsi="Times New Roman" w:cs="Times New Roman"/>
-          <w:sz w:val="24"/>
-          <w:szCs w:val="24"/>
-          <w:lang w:eastAsia="ru-RU"/>
-        </w:rPr>
-      </w:pPr>
-      <w:r>
-        <w:rPr>
-          <w:rFonts w:ascii="Times New Roman" w:eastAsia="Times New Roman" w:hAnsi="Times New Roman" w:cs="Times New Roman"/>
-          <w:sz w:val="24"/>
-          <w:szCs w:val="24"/>
+        <w:rPr>
+          <w:lang w:eastAsia="ru-RU"/>
+        </w:rPr>
+      </w:pPr>
+      <w:r>
+        <w:rPr>
           <w:lang w:eastAsia="ru-RU"/>
         </w:rPr>
         <w:t>Здравствуйте, уважаемые члены комиссии.</w:t>
@@ -44,19 +31,12 @@
     </w:p>
     <w:p>
       <w:pPr>
-        <w:spacing w:before="100" w:beforeAutospacing="1" w:after="100" w:afterAutospacing="1" w:line="240" w:lineRule="auto"/>
-        <w:rPr>
-          <w:rFonts w:ascii="Times New Roman" w:eastAsia="Times New Roman" w:hAnsi="Times New Roman" w:cs="Times New Roman"/>
-          <w:sz w:val="24"/>
-          <w:szCs w:val="24"/>
-          <w:lang w:eastAsia="ru-RU"/>
-        </w:rPr>
-      </w:pPr>
-      <w:r>
-        <w:rPr>
-          <w:rFonts w:ascii="Times New Roman" w:eastAsia="Times New Roman" w:hAnsi="Times New Roman" w:cs="Times New Roman"/>
-          <w:sz w:val="24"/>
-          <w:szCs w:val="24"/>
+        <w:rPr>
+          <w:lang w:eastAsia="ru-RU"/>
+        </w:rPr>
+      </w:pPr>
+      <w:r>
+        <w:rPr>
           <w:lang w:eastAsia="ru-RU"/>
         </w:rPr>
         <w:t>Слайд 2. О платформе</w:t>
@@ -64,138 +44,117 @@
     </w:p>
     <w:p>
       <w:pPr>
-        <w:spacing w:before="100" w:beforeAutospacing="1" w:after="100" w:afterAutospacing="1" w:line="240" w:lineRule="auto"/>
-        <w:rPr>
-          <w:rFonts w:ascii="Times New Roman" w:eastAsia="Times New Roman" w:hAnsi="Times New Roman" w:cs="Times New Roman"/>
-          <w:sz w:val="24"/>
-          <w:szCs w:val="24"/>
-          <w:lang w:eastAsia="ru-RU"/>
-        </w:rPr>
-      </w:pPr>
-      <w:r>
-        <w:rPr>
-          <w:rFonts w:ascii="Times New Roman" w:eastAsia="Times New Roman" w:hAnsi="Times New Roman" w:cs="Times New Roman"/>
-          <w:sz w:val="24"/>
-          <w:szCs w:val="24"/>
+        <w:rPr>
+          <w:lang w:eastAsia="ru-RU"/>
+        </w:rPr>
+      </w:pPr>
+      <w:r>
+        <w:rPr>
           <w:lang w:eastAsia="ru-RU"/>
         </w:rPr>
         <w:t>Р</w:t>
       </w:r>
       <w:r>
         <w:rPr>
-          <w:rFonts w:ascii="Times New Roman" w:eastAsia="Times New Roman" w:hAnsi="Times New Roman" w:cs="Times New Roman"/>
-          <w:sz w:val="24"/>
-          <w:szCs w:val="24"/>
           <w:lang w:eastAsia="ru-RU"/>
         </w:rPr>
         <w:t xml:space="preserve">абота </w:t>
       </w:r>
       <w:r>
         <w:rPr>
-          <w:rFonts w:ascii="Times New Roman" w:eastAsia="Times New Roman" w:hAnsi="Times New Roman" w:cs="Times New Roman"/>
-          <w:sz w:val="24"/>
-          <w:szCs w:val="24"/>
           <w:lang w:eastAsia="ru-RU"/>
         </w:rPr>
         <w:t xml:space="preserve">ориентирована на разработку </w:t>
       </w:r>
       <w:r>
         <w:rPr>
-          <w:rFonts w:ascii="Times New Roman" w:eastAsia="Times New Roman" w:hAnsi="Times New Roman" w:cs="Times New Roman"/>
-          <w:sz w:val="24"/>
-          <w:szCs w:val="24"/>
           <w:lang w:eastAsia="ru-RU"/>
         </w:rPr>
         <w:t>модул</w:t>
       </w:r>
       <w:r>
         <w:rPr>
-          <w:rFonts w:ascii="Times New Roman" w:eastAsia="Times New Roman" w:hAnsi="Times New Roman" w:cs="Times New Roman"/>
-          <w:sz w:val="24"/>
-          <w:szCs w:val="24"/>
           <w:lang w:eastAsia="ru-RU"/>
         </w:rPr>
         <w:t>я</w:t>
       </w:r>
       <w:r>
         <w:rPr>
-          <w:rFonts w:ascii="Times New Roman" w:eastAsia="Times New Roman" w:hAnsi="Times New Roman" w:cs="Times New Roman"/>
-          <w:sz w:val="24"/>
-          <w:szCs w:val="24"/>
           <w:lang w:eastAsia="ru-RU"/>
         </w:rPr>
         <w:t xml:space="preserve"> «Образование» для платформы «Полярная Матрица», которая </w:t>
       </w:r>
-      <w:r>
-        <w:rPr>
-          <w:rFonts w:ascii="Times New Roman" w:eastAsia="Times New Roman" w:hAnsi="Times New Roman" w:cs="Times New Roman"/>
-          <w:sz w:val="24"/>
-          <w:szCs w:val="24"/>
+      <w:proofErr w:type="spellStart"/>
+      <w:r>
+        <w:rPr>
           <w:lang w:eastAsia="ru-RU"/>
         </w:rPr>
         <w:t>цифровизирует</w:t>
       </w:r>
-      <w:r>
-        <w:rPr>
-          <w:rFonts w:ascii="Times New Roman" w:eastAsia="Times New Roman" w:hAnsi="Times New Roman" w:cs="Times New Roman"/>
-          <w:sz w:val="24"/>
-          <w:szCs w:val="24"/>
+      <w:proofErr w:type="spellEnd"/>
+      <w:r>
+        <w:rPr>
           <w:lang w:eastAsia="ru-RU"/>
         </w:rPr>
         <w:t xml:space="preserve"> разные направления </w:t>
       </w:r>
       <w:r>
         <w:rPr>
-          <w:rFonts w:ascii="Times New Roman" w:eastAsia="Times New Roman" w:hAnsi="Times New Roman" w:cs="Times New Roman"/>
-          <w:sz w:val="24"/>
-          <w:szCs w:val="24"/>
           <w:lang w:eastAsia="ru-RU"/>
         </w:rPr>
         <w:t>деятельности</w:t>
       </w:r>
       <w:r>
         <w:rPr>
-          <w:rFonts w:ascii="Times New Roman" w:eastAsia="Times New Roman" w:hAnsi="Times New Roman" w:cs="Times New Roman"/>
-          <w:sz w:val="24"/>
-          <w:szCs w:val="24"/>
           <w:lang w:eastAsia="ru-RU"/>
         </w:rPr>
         <w:t xml:space="preserve"> IT-</w:t>
       </w:r>
       <w:r>
         <w:rPr>
-          <w:rFonts w:ascii="Times New Roman" w:eastAsia="Times New Roman" w:hAnsi="Times New Roman" w:cs="Times New Roman"/>
-          <w:sz w:val="24"/>
-          <w:szCs w:val="24"/>
           <w:lang w:eastAsia="ru-RU"/>
         </w:rPr>
         <w:t>куба</w:t>
       </w:r>
       <w:r>
         <w:rPr>
-          <w:rFonts w:ascii="Times New Roman" w:eastAsia="Times New Roman" w:hAnsi="Times New Roman" w:cs="Times New Roman"/>
-          <w:sz w:val="24"/>
-          <w:szCs w:val="24"/>
           <w:lang w:eastAsia="ru-RU"/>
         </w:rPr>
         <w:t xml:space="preserve"> в одной системе.</w:t>
       </w:r>
-    </w:p>
-    <w:p>
-      <w:pPr>
-        <w:spacing w:before="100" w:beforeAutospacing="1" w:after="100" w:afterAutospacing="1" w:line="240" w:lineRule="auto"/>
-        <w:rPr>
-          <w:rFonts w:ascii="Times New Roman" w:eastAsia="Times New Roman" w:hAnsi="Times New Roman" w:cs="Times New Roman"/>
-          <w:sz w:val="24"/>
-          <w:szCs w:val="24"/>
-          <w:lang w:eastAsia="ru-RU"/>
-        </w:rPr>
-      </w:pPr>
-      <w:r>
-        <w:rPr>
-          <w:rFonts w:ascii="Times New Roman" w:eastAsia="Times New Roman" w:hAnsi="Times New Roman" w:cs="Times New Roman"/>
-          <w:sz w:val="24"/>
-          <w:szCs w:val="24"/>
+      <w:r>
+        <w:rPr>
+          <w:lang w:eastAsia="ru-RU"/>
+        </w:rPr>
+        <w:t xml:space="preserve"> </w:t>
+      </w:r>
+      <w:r>
+        <w:rPr>
+          <w:color w:val="FF0000"/>
+        </w:rPr>
+        <w:t xml:space="preserve">Отсканировав QR-код, можно перейти на сайт платформы, где уже зарегистрировано более семисот </w:t>
+      </w:r>
+      <w:r>
+        <w:rPr>
+          <w:color w:val="FF0000"/>
+        </w:rPr>
+        <w:t>человек</w:t>
+      </w:r>
+      <w:r>
+        <w:rPr>
+          <w:color w:val="FF0000"/>
+        </w:rPr>
+        <w:t>.</w:t>
+      </w:r>
+    </w:p>
+    <w:p>
+      <w:pPr>
+        <w:rPr>
+          <w:lang w:eastAsia="ru-RU"/>
+        </w:rPr>
+      </w:pPr>
+      <w:r>
+        <w:rPr>
           <w:lang w:eastAsia="ru-RU"/>
         </w:rPr>
         <w:t>Слайд 3. Актуальность</w:t>
@@ -203,131 +162,135 @@
     </w:p>
     <w:p>
       <w:pPr>
-        <w:spacing w:before="100" w:beforeAutospacing="1" w:after="100" w:afterAutospacing="1" w:line="240" w:lineRule="auto"/>
-        <w:rPr>
-          <w:rFonts w:ascii="Times New Roman" w:eastAsia="Times New Roman" w:hAnsi="Times New Roman" w:cs="Times New Roman"/>
-          <w:sz w:val="24"/>
-          <w:szCs w:val="24"/>
-          <w:lang w:eastAsia="ru-RU"/>
-        </w:rPr>
-      </w:pPr>
-      <w:r>
-        <w:rPr>
-          <w:rFonts w:ascii="Times New Roman" w:eastAsia="Times New Roman" w:hAnsi="Times New Roman" w:cs="Times New Roman"/>
-          <w:sz w:val="24"/>
-          <w:szCs w:val="24"/>
-          <w:lang w:eastAsia="ru-RU"/>
-        </w:rPr>
-        <w:t>Актуальность работы связана с тем, что образовательный процесс в It</w:t>
-      </w:r>
-      <w:r>
-        <w:rPr>
-          <w:rFonts w:ascii="Times New Roman" w:eastAsia="Times New Roman" w:hAnsi="Times New Roman" w:cs="Times New Roman"/>
-          <w:sz w:val="24"/>
-          <w:szCs w:val="24"/>
+        <w:rPr>
+          <w:lang w:eastAsia="ru-RU"/>
+        </w:rPr>
+      </w:pPr>
+      <w:r>
+        <w:rPr>
+          <w:lang w:eastAsia="ru-RU"/>
+        </w:rPr>
+        <w:t xml:space="preserve">Актуальность работы связана с тем, что образовательный процесс в </w:t>
+      </w:r>
+      <w:proofErr w:type="spellStart"/>
+      <w:r>
+        <w:rPr>
+          <w:lang w:eastAsia="ru-RU"/>
+        </w:rPr>
+        <w:t>It</w:t>
+      </w:r>
+      <w:proofErr w:type="spellEnd"/>
+      <w:r>
+        <w:rPr>
           <w:lang w:eastAsia="ru-RU"/>
         </w:rPr>
         <w:t>-кубе</w:t>
       </w:r>
       <w:r>
         <w:rPr>
-          <w:rFonts w:ascii="Times New Roman" w:eastAsia="Times New Roman" w:hAnsi="Times New Roman" w:cs="Times New Roman"/>
-          <w:sz w:val="24"/>
-          <w:szCs w:val="24"/>
           <w:lang w:eastAsia="ru-RU"/>
         </w:rPr>
         <w:t xml:space="preserve"> </w:t>
       </w:r>
       <w:r>
         <w:rPr>
-          <w:rFonts w:ascii="Times New Roman" w:eastAsia="Times New Roman" w:hAnsi="Times New Roman" w:cs="Times New Roman"/>
-          <w:sz w:val="24"/>
-          <w:szCs w:val="24"/>
           <w:lang w:eastAsia="ru-RU"/>
         </w:rPr>
         <w:t>выполняет мн</w:t>
       </w:r>
       <w:r>
         <w:rPr>
-          <w:rFonts w:ascii="Times New Roman" w:eastAsia="Times New Roman" w:hAnsi="Times New Roman" w:cs="Times New Roman"/>
-          <w:sz w:val="24"/>
-          <w:szCs w:val="24"/>
           <w:lang w:eastAsia="ru-RU"/>
         </w:rPr>
         <w:t>ожество</w:t>
       </w:r>
-      <w:bookmarkStart w:id="0" w:name="_GoBack"/>
-      <w:bookmarkEnd w:id="0"/>
-      <w:r>
-        <w:rPr>
-          <w:rFonts w:ascii="Times New Roman" w:eastAsia="Times New Roman" w:hAnsi="Times New Roman" w:cs="Times New Roman"/>
-          <w:sz w:val="24"/>
-          <w:szCs w:val="24"/>
+      <w:r>
+        <w:rPr>
           <w:lang w:eastAsia="ru-RU"/>
         </w:rPr>
         <w:t xml:space="preserve"> этап</w:t>
       </w:r>
       <w:r>
         <w:rPr>
-          <w:rFonts w:ascii="Times New Roman" w:eastAsia="Times New Roman" w:hAnsi="Times New Roman" w:cs="Times New Roman"/>
-          <w:sz w:val="24"/>
-          <w:szCs w:val="24"/>
           <w:lang w:eastAsia="ru-RU"/>
         </w:rPr>
         <w:t>ов</w:t>
       </w:r>
       <w:r>
         <w:rPr>
-          <w:rFonts w:ascii="Times New Roman" w:eastAsia="Times New Roman" w:hAnsi="Times New Roman" w:cs="Times New Roman"/>
-          <w:sz w:val="24"/>
-          <w:szCs w:val="24"/>
           <w:lang w:eastAsia="ru-RU"/>
         </w:rPr>
         <w:t xml:space="preserve">: подготовка курсов, приём анкет, собеседование, обучение и выдача сертификатов. Процесс </w:t>
       </w:r>
       <w:r>
         <w:rPr>
-          <w:rFonts w:ascii="Times New Roman" w:eastAsia="Times New Roman" w:hAnsi="Times New Roman" w:cs="Times New Roman"/>
-          <w:sz w:val="24"/>
-          <w:szCs w:val="24"/>
           <w:lang w:eastAsia="ru-RU"/>
         </w:rPr>
         <w:t>часто ведётся в раз</w:t>
       </w:r>
       <w:r>
         <w:rPr>
-          <w:rFonts w:ascii="Times New Roman" w:eastAsia="Times New Roman" w:hAnsi="Times New Roman" w:cs="Times New Roman"/>
-          <w:sz w:val="24"/>
-          <w:szCs w:val="24"/>
           <w:lang w:eastAsia="ru-RU"/>
         </w:rPr>
         <w:t>розненных</w:t>
       </w:r>
       <w:r>
         <w:rPr>
-          <w:rFonts w:ascii="Times New Roman" w:eastAsia="Times New Roman" w:hAnsi="Times New Roman" w:cs="Times New Roman"/>
-          <w:sz w:val="24"/>
-          <w:szCs w:val="24"/>
-          <w:lang w:eastAsia="ru-RU"/>
-        </w:rPr>
-        <w:t xml:space="preserve"> несвязанных между собой инструментах, таких как таблицы Excel, Bitrix, Google и Яндекс диски.</w:t>
-      </w:r>
-    </w:p>
-    <w:p>
-      <w:pPr>
-        <w:spacing w:before="100" w:beforeAutospacing="1" w:after="100" w:afterAutospacing="1" w:line="240" w:lineRule="auto"/>
-        <w:rPr>
-          <w:rFonts w:ascii="Times New Roman" w:eastAsia="Times New Roman" w:hAnsi="Times New Roman" w:cs="Times New Roman"/>
-          <w:sz w:val="24"/>
-          <w:szCs w:val="24"/>
-          <w:lang w:eastAsia="ru-RU"/>
-        </w:rPr>
-      </w:pPr>
-      <w:r>
-        <w:rPr>
-          <w:rFonts w:ascii="Times New Roman" w:eastAsia="Times New Roman" w:hAnsi="Times New Roman" w:cs="Times New Roman"/>
-          <w:sz w:val="24"/>
-          <w:szCs w:val="24"/>
+          <w:lang w:eastAsia="ru-RU"/>
+        </w:rPr>
+        <w:t xml:space="preserve"> несвязанных между собой инструментах, таких как таблицы </w:t>
+      </w:r>
+      <w:proofErr w:type="spellStart"/>
+      <w:r>
+        <w:rPr>
+          <w:lang w:eastAsia="ru-RU"/>
+        </w:rPr>
+        <w:t>Excel</w:t>
+      </w:r>
+      <w:proofErr w:type="spellEnd"/>
+      <w:r>
+        <w:rPr>
+          <w:lang w:eastAsia="ru-RU"/>
+        </w:rPr>
+        <w:t xml:space="preserve">, </w:t>
+      </w:r>
+      <w:proofErr w:type="spellStart"/>
+      <w:r>
+        <w:rPr>
+          <w:lang w:eastAsia="ru-RU"/>
+        </w:rPr>
+        <w:t>Bitrix</w:t>
+      </w:r>
+      <w:proofErr w:type="spellEnd"/>
+      <w:r>
+        <w:rPr>
+          <w:lang w:eastAsia="ru-RU"/>
+        </w:rPr>
+        <w:t xml:space="preserve">, </w:t>
+      </w:r>
+      <w:proofErr w:type="spellStart"/>
+      <w:r>
+        <w:rPr>
+          <w:lang w:eastAsia="ru-RU"/>
+        </w:rPr>
+        <w:t>Google</w:t>
+      </w:r>
+      <w:proofErr w:type="spellEnd"/>
+      <w:r>
+        <w:rPr>
+          <w:lang w:eastAsia="ru-RU"/>
+        </w:rPr>
+        <w:t xml:space="preserve"> и Яндекс диски.</w:t>
+      </w:r>
+    </w:p>
+    <w:p>
+      <w:pPr>
+        <w:rPr>
+          <w:lang w:eastAsia="ru-RU"/>
+        </w:rPr>
+      </w:pPr>
+      <w:r>
+        <w:rPr>
           <w:lang w:eastAsia="ru-RU"/>
         </w:rPr>
         <w:t>Из-за этого данные приходится переносить вручную, и сотрудникам сложнее контролировать процесс обучения.</w:t>
@@ -335,19 +298,12 @@
     </w:p>
     <w:p>
       <w:pPr>
-        <w:spacing w:before="100" w:beforeAutospacing="1" w:after="100" w:afterAutospacing="1" w:line="240" w:lineRule="auto"/>
-        <w:rPr>
-          <w:rFonts w:ascii="Times New Roman" w:eastAsia="Times New Roman" w:hAnsi="Times New Roman" w:cs="Times New Roman"/>
-          <w:sz w:val="24"/>
-          <w:szCs w:val="24"/>
-          <w:lang w:eastAsia="ru-RU"/>
-        </w:rPr>
-      </w:pPr>
-      <w:r>
-        <w:rPr>
-          <w:rFonts w:ascii="Times New Roman" w:eastAsia="Times New Roman" w:hAnsi="Times New Roman" w:cs="Times New Roman"/>
-          <w:sz w:val="24"/>
-          <w:szCs w:val="24"/>
+        <w:rPr>
+          <w:lang w:eastAsia="ru-RU"/>
+        </w:rPr>
+      </w:pPr>
+      <w:r>
+        <w:rPr>
           <w:lang w:eastAsia="ru-RU"/>
         </w:rPr>
         <w:t>Слайд 4. Цель и задачи</w:t>
@@ -355,19 +311,12 @@
     </w:p>
     <w:p>
       <w:pPr>
-        <w:spacing w:before="100" w:beforeAutospacing="1" w:after="100" w:afterAutospacing="1" w:line="240" w:lineRule="auto"/>
-        <w:rPr>
-          <w:rFonts w:ascii="Times New Roman" w:eastAsia="Times New Roman" w:hAnsi="Times New Roman" w:cs="Times New Roman"/>
-          <w:sz w:val="24"/>
-          <w:szCs w:val="24"/>
-          <w:lang w:eastAsia="ru-RU"/>
-        </w:rPr>
-      </w:pPr>
-      <w:r>
-        <w:rPr>
-          <w:rFonts w:ascii="Times New Roman" w:eastAsia="Times New Roman" w:hAnsi="Times New Roman" w:cs="Times New Roman"/>
-          <w:sz w:val="24"/>
-          <w:szCs w:val="24"/>
+        <w:rPr>
+          <w:lang w:eastAsia="ru-RU"/>
+        </w:rPr>
+      </w:pPr>
+      <w:r>
+        <w:rPr>
           <w:lang w:eastAsia="ru-RU"/>
         </w:rPr>
         <w:t>Цель работы — разработать модуль организации образовательного процесса и системы поддержки пользователей для платформы «Полярная Матрица».</w:t>
@@ -375,19 +324,12 @@
     </w:p>
     <w:p>
       <w:pPr>
-        <w:spacing w:before="100" w:beforeAutospacing="1" w:after="100" w:afterAutospacing="1" w:line="240" w:lineRule="auto"/>
-        <w:rPr>
-          <w:rFonts w:ascii="Times New Roman" w:eastAsia="Times New Roman" w:hAnsi="Times New Roman" w:cs="Times New Roman"/>
-          <w:sz w:val="24"/>
-          <w:szCs w:val="24"/>
-          <w:lang w:eastAsia="ru-RU"/>
-        </w:rPr>
-      </w:pPr>
-      <w:r>
-        <w:rPr>
-          <w:rFonts w:ascii="Times New Roman" w:eastAsia="Times New Roman" w:hAnsi="Times New Roman" w:cs="Times New Roman"/>
-          <w:sz w:val="24"/>
-          <w:szCs w:val="24"/>
+        <w:rPr>
+          <w:lang w:eastAsia="ru-RU"/>
+        </w:rPr>
+      </w:pPr>
+      <w:r>
+        <w:rPr>
           <w:lang w:eastAsia="ru-RU"/>
         </w:rPr>
         <w:t>Модуль должен поддерживать путь ученика от выбора программы и подачи заявки до обучения и получения итогового документа.</w:t>
@@ -395,19 +337,12 @@
     </w:p>
     <w:p>
       <w:pPr>
-        <w:spacing w:before="100" w:beforeAutospacing="1" w:after="100" w:afterAutospacing="1" w:line="240" w:lineRule="auto"/>
-        <w:rPr>
-          <w:rFonts w:ascii="Times New Roman" w:eastAsia="Times New Roman" w:hAnsi="Times New Roman" w:cs="Times New Roman"/>
-          <w:sz w:val="24"/>
-          <w:szCs w:val="24"/>
-          <w:lang w:eastAsia="ru-RU"/>
-        </w:rPr>
-      </w:pPr>
-      <w:r>
-        <w:rPr>
-          <w:rFonts w:ascii="Times New Roman" w:eastAsia="Times New Roman" w:hAnsi="Times New Roman" w:cs="Times New Roman"/>
-          <w:sz w:val="24"/>
-          <w:szCs w:val="24"/>
+        <w:rPr>
+          <w:lang w:eastAsia="ru-RU"/>
+        </w:rPr>
+      </w:pPr>
+      <w:r>
+        <w:rPr>
           <w:lang w:eastAsia="ru-RU"/>
         </w:rPr>
         <w:t>Слайд 5. Аналоги и патентный поиск</w:t>
@@ -415,111 +350,92 @@
     </w:p>
     <w:p>
       <w:pPr>
-        <w:spacing w:before="100" w:beforeAutospacing="1" w:after="100" w:afterAutospacing="1" w:line="240" w:lineRule="auto"/>
-        <w:rPr>
-          <w:rFonts w:ascii="Times New Roman" w:eastAsia="Times New Roman" w:hAnsi="Times New Roman" w:cs="Times New Roman"/>
-          <w:sz w:val="24"/>
-          <w:szCs w:val="24"/>
-          <w:lang w:eastAsia="ru-RU"/>
-        </w:rPr>
-      </w:pPr>
-      <w:r>
-        <w:rPr>
-          <w:rFonts w:ascii="Times New Roman" w:eastAsia="Times New Roman" w:hAnsi="Times New Roman" w:cs="Times New Roman"/>
-          <w:sz w:val="24"/>
-          <w:szCs w:val="24"/>
+        <w:rPr>
+          <w:lang w:eastAsia="ru-RU"/>
+        </w:rPr>
+      </w:pPr>
+      <w:r>
+        <w:rPr>
           <w:lang w:eastAsia="ru-RU"/>
         </w:rPr>
         <w:t xml:space="preserve">Перед проектированием </w:t>
       </w:r>
       <w:r>
         <w:rPr>
-          <w:rFonts w:ascii="Times New Roman" w:eastAsia="Times New Roman" w:hAnsi="Times New Roman" w:cs="Times New Roman"/>
-          <w:sz w:val="24"/>
-          <w:szCs w:val="24"/>
           <w:lang w:eastAsia="ru-RU"/>
         </w:rPr>
         <w:t>был</w:t>
       </w:r>
       <w:r>
         <w:rPr>
-          <w:rFonts w:ascii="Times New Roman" w:eastAsia="Times New Roman" w:hAnsi="Times New Roman" w:cs="Times New Roman"/>
-          <w:sz w:val="24"/>
-          <w:szCs w:val="24"/>
           <w:lang w:eastAsia="ru-RU"/>
         </w:rPr>
         <w:t xml:space="preserve"> </w:t>
       </w:r>
       <w:r>
         <w:rPr>
-          <w:rFonts w:ascii="Times New Roman" w:eastAsia="Times New Roman" w:hAnsi="Times New Roman" w:cs="Times New Roman"/>
-          <w:sz w:val="24"/>
-          <w:szCs w:val="24"/>
           <w:lang w:eastAsia="ru-RU"/>
         </w:rPr>
         <w:t>проведен</w:t>
       </w:r>
       <w:r>
         <w:rPr>
-          <w:rFonts w:ascii="Times New Roman" w:eastAsia="Times New Roman" w:hAnsi="Times New Roman" w:cs="Times New Roman"/>
-          <w:sz w:val="24"/>
-          <w:szCs w:val="24"/>
           <w:lang w:eastAsia="ru-RU"/>
         </w:rPr>
         <w:t xml:space="preserve"> анализ аналогов и патентный поиск систем, связан</w:t>
       </w:r>
       <w:r>
         <w:rPr>
-          <w:rFonts w:ascii="Times New Roman" w:eastAsia="Times New Roman" w:hAnsi="Times New Roman" w:cs="Times New Roman"/>
-          <w:sz w:val="24"/>
-          <w:szCs w:val="24"/>
           <w:lang w:eastAsia="ru-RU"/>
         </w:rPr>
         <w:t>н</w:t>
       </w:r>
       <w:r>
         <w:rPr>
-          <w:rFonts w:ascii="Times New Roman" w:eastAsia="Times New Roman" w:hAnsi="Times New Roman" w:cs="Times New Roman"/>
-          <w:sz w:val="24"/>
-          <w:szCs w:val="24"/>
           <w:lang w:eastAsia="ru-RU"/>
         </w:rPr>
         <w:t>ы</w:t>
       </w:r>
       <w:r>
         <w:rPr>
-          <w:rFonts w:ascii="Times New Roman" w:eastAsia="Times New Roman" w:hAnsi="Times New Roman" w:cs="Times New Roman"/>
-          <w:sz w:val="24"/>
-          <w:szCs w:val="24"/>
           <w:lang w:eastAsia="ru-RU"/>
         </w:rPr>
         <w:t>х</w:t>
       </w:r>
       <w:r>
         <w:rPr>
-          <w:rFonts w:ascii="Times New Roman" w:eastAsia="Times New Roman" w:hAnsi="Times New Roman" w:cs="Times New Roman"/>
-          <w:sz w:val="24"/>
-          <w:szCs w:val="24"/>
-          <w:lang w:eastAsia="ru-RU"/>
-        </w:rPr>
-        <w:t xml:space="preserve"> с электронным обучением. Это Навигатор, Дневник.ру и Moodle.</w:t>
-      </w:r>
-    </w:p>
-    <w:p>
-      <w:pPr>
-        <w:spacing w:before="100" w:beforeAutospacing="1" w:after="100" w:afterAutospacing="1" w:line="240" w:lineRule="auto"/>
-        <w:rPr>
-          <w:rFonts w:ascii="Times New Roman" w:eastAsia="Times New Roman" w:hAnsi="Times New Roman" w:cs="Times New Roman"/>
-          <w:sz w:val="24"/>
-          <w:szCs w:val="24"/>
-          <w:lang w:eastAsia="ru-RU"/>
-        </w:rPr>
-      </w:pPr>
-      <w:r>
-        <w:rPr>
-          <w:rFonts w:ascii="Times New Roman" w:eastAsia="Times New Roman" w:hAnsi="Times New Roman" w:cs="Times New Roman"/>
-          <w:sz w:val="24"/>
-          <w:szCs w:val="24"/>
+          <w:lang w:eastAsia="ru-RU"/>
+        </w:rPr>
+        <w:t xml:space="preserve"> с электронным обучением. </w:t>
+      </w:r>
+      <w:r>
+        <w:t xml:space="preserve">Были рассмотрены Навигатор, </w:t>
+      </w:r>
+      <w:proofErr w:type="spellStart"/>
+      <w:r>
+        <w:t>Дневник.ру</w:t>
+      </w:r>
+      <w:proofErr w:type="spellEnd"/>
+      <w:r>
+        <w:t xml:space="preserve"> и </w:t>
+      </w:r>
+      <w:proofErr w:type="spellStart"/>
+      <w:r>
+        <w:t>Moodle</w:t>
+      </w:r>
+      <w:proofErr w:type="spellEnd"/>
+      <w:r>
+        <w:t>.</w:t>
+      </w:r>
+    </w:p>
+    <w:p>
+      <w:pPr>
+        <w:rPr>
+          <w:lang w:eastAsia="ru-RU"/>
+        </w:rPr>
+      </w:pPr>
+      <w:r>
+        <w:rPr>
           <w:lang w:eastAsia="ru-RU"/>
         </w:rPr>
         <w:t>Анализ показал, что эти решения закрывают только часть функционала.</w:t>
@@ -527,19 +443,12 @@
     </w:p>
     <w:p>
       <w:pPr>
-        <w:spacing w:before="100" w:beforeAutospacing="1" w:after="100" w:afterAutospacing="1" w:line="240" w:lineRule="auto"/>
-        <w:rPr>
-          <w:rFonts w:ascii="Times New Roman" w:eastAsia="Times New Roman" w:hAnsi="Times New Roman" w:cs="Times New Roman"/>
-          <w:sz w:val="24"/>
-          <w:szCs w:val="24"/>
-          <w:lang w:eastAsia="ru-RU"/>
-        </w:rPr>
-      </w:pPr>
-      <w:r>
-        <w:rPr>
-          <w:rFonts w:ascii="Times New Roman" w:eastAsia="Times New Roman" w:hAnsi="Times New Roman" w:cs="Times New Roman"/>
-          <w:sz w:val="24"/>
-          <w:szCs w:val="24"/>
+        <w:rPr>
+          <w:lang w:eastAsia="ru-RU"/>
+        </w:rPr>
+      </w:pPr>
+      <w:r>
+        <w:rPr>
           <w:lang w:eastAsia="ru-RU"/>
         </w:rPr>
         <w:t>Слайд 6. IDEF0 AS-IS</w:t>
@@ -547,19 +456,12 @@
     </w:p>
     <w:p>
       <w:pPr>
-        <w:spacing w:before="100" w:beforeAutospacing="1" w:after="100" w:afterAutospacing="1" w:line="240" w:lineRule="auto"/>
-        <w:rPr>
-          <w:rFonts w:ascii="Times New Roman" w:eastAsia="Times New Roman" w:hAnsi="Times New Roman" w:cs="Times New Roman"/>
-          <w:sz w:val="24"/>
-          <w:szCs w:val="24"/>
-          <w:lang w:eastAsia="ru-RU"/>
-        </w:rPr>
-      </w:pPr>
-      <w:r>
-        <w:rPr>
-          <w:rFonts w:ascii="Times New Roman" w:eastAsia="Times New Roman" w:hAnsi="Times New Roman" w:cs="Times New Roman"/>
-          <w:sz w:val="24"/>
-          <w:szCs w:val="24"/>
+        <w:rPr>
+          <w:lang w:eastAsia="ru-RU"/>
+        </w:rPr>
+      </w:pPr>
+      <w:r>
+        <w:rPr>
           <w:lang w:eastAsia="ru-RU"/>
         </w:rPr>
         <w:t>На IDEF0 AS-IS показан текущий процесс организации обучения.</w:t>
@@ -567,28 +469,18 @@
     </w:p>
     <w:p>
       <w:pPr>
-        <w:spacing w:before="100" w:beforeAutospacing="1" w:after="100" w:afterAutospacing="1" w:line="240" w:lineRule="auto"/>
-        <w:rPr>
-          <w:rFonts w:ascii="Times New Roman" w:eastAsia="Times New Roman" w:hAnsi="Times New Roman" w:cs="Times New Roman"/>
-          <w:sz w:val="24"/>
-          <w:szCs w:val="24"/>
-          <w:lang w:eastAsia="ru-RU"/>
-        </w:rPr>
-      </w:pPr>
-      <w:r>
-        <w:rPr>
-          <w:rFonts w:ascii="Times New Roman" w:eastAsia="Times New Roman" w:hAnsi="Times New Roman" w:cs="Times New Roman"/>
-          <w:sz w:val="24"/>
-          <w:szCs w:val="24"/>
+        <w:rPr>
+          <w:lang w:eastAsia="ru-RU"/>
+        </w:rPr>
+      </w:pPr>
+      <w:r>
+        <w:rPr>
           <w:lang w:eastAsia="ru-RU"/>
         </w:rPr>
         <w:t>Он включает работу ученика, преподавателя и завуча</w:t>
       </w:r>
       <w:r>
         <w:rPr>
-          <w:rFonts w:ascii="Times New Roman" w:eastAsia="Times New Roman" w:hAnsi="Times New Roman" w:cs="Times New Roman"/>
-          <w:sz w:val="24"/>
-          <w:szCs w:val="24"/>
           <w:lang w:eastAsia="ru-RU"/>
         </w:rPr>
         <w:t>.</w:t>
@@ -596,19 +488,12 @@
     </w:p>
     <w:p>
       <w:pPr>
-        <w:spacing w:before="100" w:beforeAutospacing="1" w:after="100" w:afterAutospacing="1" w:line="240" w:lineRule="auto"/>
-        <w:rPr>
-          <w:rFonts w:ascii="Times New Roman" w:eastAsia="Times New Roman" w:hAnsi="Times New Roman" w:cs="Times New Roman"/>
-          <w:sz w:val="24"/>
-          <w:szCs w:val="24"/>
-          <w:lang w:eastAsia="ru-RU"/>
-        </w:rPr>
-      </w:pPr>
-      <w:r>
-        <w:rPr>
-          <w:rFonts w:ascii="Times New Roman" w:eastAsia="Times New Roman" w:hAnsi="Times New Roman" w:cs="Times New Roman"/>
-          <w:sz w:val="24"/>
-          <w:szCs w:val="24"/>
+        <w:rPr>
+          <w:lang w:eastAsia="ru-RU"/>
+        </w:rPr>
+      </w:pPr>
+      <w:r>
+        <w:rPr>
           <w:lang w:eastAsia="ru-RU"/>
         </w:rPr>
         <w:t>Слайд 7. IDEF0 AS-IS, декомпозиция</w:t>
@@ -616,48 +501,31 @@
     </w:p>
     <w:p>
       <w:pPr>
-        <w:spacing w:before="100" w:beforeAutospacing="1" w:after="100" w:afterAutospacing="1" w:line="240" w:lineRule="auto"/>
-        <w:rPr>
-          <w:rFonts w:ascii="Times New Roman" w:eastAsia="Times New Roman" w:hAnsi="Times New Roman" w:cs="Times New Roman"/>
-          <w:sz w:val="24"/>
-          <w:szCs w:val="24"/>
-          <w:lang w:eastAsia="ru-RU"/>
-        </w:rPr>
-      </w:pPr>
-      <w:r>
-        <w:rPr>
-          <w:rFonts w:ascii="Times New Roman" w:eastAsia="Times New Roman" w:hAnsi="Times New Roman" w:cs="Times New Roman"/>
-          <w:sz w:val="24"/>
-          <w:szCs w:val="24"/>
-          <w:lang w:eastAsia="ru-RU"/>
-        </w:rPr>
-        <w:t>На декомпозиции процесс разделён на основные этапы</w:t>
-      </w:r>
-      <w:r>
-        <w:rPr>
-          <w:rFonts w:ascii="Times New Roman" w:eastAsia="Times New Roman" w:hAnsi="Times New Roman" w:cs="Times New Roman"/>
-          <w:sz w:val="24"/>
-          <w:szCs w:val="24"/>
-          <w:lang w:eastAsia="ru-RU"/>
-        </w:rPr>
-        <w:t>.</w:t>
-      </w:r>
-    </w:p>
-    <w:p>
-      <w:pPr>
-        <w:spacing w:before="100" w:beforeAutospacing="1" w:after="100" w:afterAutospacing="1" w:line="240" w:lineRule="auto"/>
-        <w:rPr>
-          <w:rFonts w:ascii="Times New Roman" w:eastAsia="Times New Roman" w:hAnsi="Times New Roman" w:cs="Times New Roman"/>
-          <w:sz w:val="24"/>
-          <w:szCs w:val="24"/>
-          <w:lang w:eastAsia="ru-RU"/>
-        </w:rPr>
-      </w:pPr>
-      <w:r>
-        <w:rPr>
-          <w:rFonts w:ascii="Times New Roman" w:eastAsia="Times New Roman" w:hAnsi="Times New Roman" w:cs="Times New Roman"/>
-          <w:sz w:val="24"/>
-          <w:szCs w:val="24"/>
+        <w:rPr>
+          <w:color w:val="FF0000"/>
+        </w:rPr>
+      </w:pPr>
+      <w:r>
+        <w:rPr>
+          <w:color w:val="000000" w:themeColor="text1"/>
+        </w:rPr>
+        <w:t>На декомпозиции процесс разделён на основные этапы:</w:t>
+      </w:r>
+      <w:r>
+        <w:rPr>
+          <w:color w:val="FF0000"/>
+        </w:rPr>
+        <w:t xml:space="preserve"> формирование курса, приём анкет, собеседование, сопровождение обучения и фиксацию результатов. Здесь видно, какие операции выполняются участниками процесса вручную и какие этапы дают основную трудоёмкость.</w:t>
+      </w:r>
+    </w:p>
+    <w:p>
+      <w:pPr>
+        <w:rPr>
+          <w:lang w:eastAsia="ru-RU"/>
+        </w:rPr>
+      </w:pPr>
+      <w:r>
+        <w:rPr>
           <w:lang w:eastAsia="ru-RU"/>
         </w:rPr>
         <w:t>Слайд 8. DFD AS-IS</w:t>
@@ -665,37 +533,24 @@
     </w:p>
     <w:p>
       <w:pPr>
-        <w:spacing w:before="100" w:beforeAutospacing="1" w:after="100" w:afterAutospacing="1" w:line="240" w:lineRule="auto"/>
-        <w:rPr>
-          <w:rFonts w:ascii="Times New Roman" w:eastAsia="Times New Roman" w:hAnsi="Times New Roman" w:cs="Times New Roman"/>
-          <w:sz w:val="24"/>
-          <w:szCs w:val="24"/>
-          <w:lang w:eastAsia="ru-RU"/>
-        </w:rPr>
-      </w:pPr>
-      <w:r>
-        <w:rPr>
-          <w:rFonts w:ascii="Times New Roman" w:eastAsia="Times New Roman" w:hAnsi="Times New Roman" w:cs="Times New Roman"/>
-          <w:sz w:val="24"/>
-          <w:szCs w:val="24"/>
+        <w:rPr>
+          <w:lang w:eastAsia="ru-RU"/>
+        </w:rPr>
+      </w:pPr>
+      <w:r>
+        <w:rPr>
           <w:lang w:eastAsia="ru-RU"/>
         </w:rPr>
         <w:t xml:space="preserve">DFD AS-IS отражает </w:t>
       </w:r>
       <w:r>
         <w:rPr>
-          <w:rFonts w:ascii="Times New Roman" w:eastAsia="Times New Roman" w:hAnsi="Times New Roman" w:cs="Times New Roman"/>
-          <w:sz w:val="24"/>
-          <w:szCs w:val="24"/>
           <w:lang w:eastAsia="ru-RU"/>
         </w:rPr>
         <w:t>взаимодействие</w:t>
       </w:r>
       <w:r>
         <w:rPr>
-          <w:rFonts w:ascii="Times New Roman" w:eastAsia="Times New Roman" w:hAnsi="Times New Roman" w:cs="Times New Roman"/>
-          <w:sz w:val="24"/>
-          <w:szCs w:val="24"/>
           <w:lang w:eastAsia="ru-RU"/>
         </w:rPr>
         <w:t xml:space="preserve"> между внешними сущностями и процессом организации обучения.</w:t>
@@ -703,19 +558,12 @@
     </w:p>
     <w:p>
       <w:pPr>
-        <w:spacing w:before="100" w:beforeAutospacing="1" w:after="100" w:afterAutospacing="1" w:line="240" w:lineRule="auto"/>
-        <w:rPr>
-          <w:rFonts w:ascii="Times New Roman" w:eastAsia="Times New Roman" w:hAnsi="Times New Roman" w:cs="Times New Roman"/>
-          <w:sz w:val="24"/>
-          <w:szCs w:val="24"/>
-          <w:lang w:eastAsia="ru-RU"/>
-        </w:rPr>
-      </w:pPr>
-      <w:r>
-        <w:rPr>
-          <w:rFonts w:ascii="Times New Roman" w:eastAsia="Times New Roman" w:hAnsi="Times New Roman" w:cs="Times New Roman"/>
-          <w:sz w:val="24"/>
-          <w:szCs w:val="24"/>
+        <w:rPr>
+          <w:lang w:eastAsia="ru-RU"/>
+        </w:rPr>
+      </w:pPr>
+      <w:r>
+        <w:rPr>
           <w:lang w:eastAsia="ru-RU"/>
         </w:rPr>
         <w:t>Слайд 9. DFD AS-IS, декомпозиция</w:t>
@@ -723,19 +571,12 @@
     </w:p>
     <w:p>
       <w:pPr>
-        <w:spacing w:before="100" w:beforeAutospacing="1" w:after="100" w:afterAutospacing="1" w:line="240" w:lineRule="auto"/>
-        <w:rPr>
-          <w:rFonts w:ascii="Times New Roman" w:eastAsia="Times New Roman" w:hAnsi="Times New Roman" w:cs="Times New Roman"/>
-          <w:sz w:val="24"/>
-          <w:szCs w:val="24"/>
-          <w:lang w:eastAsia="ru-RU"/>
-        </w:rPr>
-      </w:pPr>
-      <w:r>
-        <w:rPr>
-          <w:rFonts w:ascii="Times New Roman" w:eastAsia="Times New Roman" w:hAnsi="Times New Roman" w:cs="Times New Roman"/>
-          <w:sz w:val="24"/>
-          <w:szCs w:val="24"/>
+        <w:rPr>
+          <w:lang w:eastAsia="ru-RU"/>
+        </w:rPr>
+      </w:pPr>
+      <w:r>
+        <w:rPr>
           <w:lang w:eastAsia="ru-RU"/>
         </w:rPr>
         <w:lastRenderedPageBreak/>
@@ -744,19 +585,12 @@
     </w:p>
     <w:p>
       <w:pPr>
-        <w:spacing w:before="100" w:beforeAutospacing="1" w:after="100" w:afterAutospacing="1" w:line="240" w:lineRule="auto"/>
-        <w:rPr>
-          <w:rFonts w:ascii="Times New Roman" w:eastAsia="Times New Roman" w:hAnsi="Times New Roman" w:cs="Times New Roman"/>
-          <w:sz w:val="24"/>
-          <w:szCs w:val="24"/>
-          <w:lang w:eastAsia="ru-RU"/>
-        </w:rPr>
-      </w:pPr>
-      <w:r>
-        <w:rPr>
-          <w:rFonts w:ascii="Times New Roman" w:eastAsia="Times New Roman" w:hAnsi="Times New Roman" w:cs="Times New Roman"/>
-          <w:sz w:val="24"/>
-          <w:szCs w:val="24"/>
+        <w:rPr>
+          <w:lang w:eastAsia="ru-RU"/>
+        </w:rPr>
+      </w:pPr>
+      <w:r>
+        <w:rPr>
           <w:lang w:eastAsia="ru-RU"/>
         </w:rPr>
         <w:t>Слайд 10. IDEF0 TO-BE</w:t>
@@ -764,39 +598,38 @@
     </w:p>
     <w:p>
       <w:pPr>
-        <w:spacing w:before="100" w:beforeAutospacing="1" w:after="100" w:afterAutospacing="1" w:line="240" w:lineRule="auto"/>
-        <w:rPr>
-          <w:rFonts w:ascii="Times New Roman" w:eastAsia="Times New Roman" w:hAnsi="Times New Roman" w:cs="Times New Roman"/>
-          <w:sz w:val="24"/>
-          <w:szCs w:val="24"/>
-          <w:lang w:eastAsia="ru-RU"/>
-        </w:rPr>
-      </w:pPr>
-      <w:r>
-        <w:rPr>
-          <w:rFonts w:ascii="Times New Roman" w:eastAsia="Times New Roman" w:hAnsi="Times New Roman" w:cs="Times New Roman"/>
-          <w:sz w:val="24"/>
-          <w:szCs w:val="24"/>
+        <w:rPr>
+          <w:color w:val="FF0000"/>
+          <w:lang w:eastAsia="ru-RU"/>
+        </w:rPr>
+      </w:pPr>
+      <w:r>
+        <w:rPr>
           <w:lang w:eastAsia="ru-RU"/>
         </w:rPr>
         <w:t>В IDEF0 TO-BE представлен процесс организации обучения после внедрения модуля.</w:t>
       </w:r>
-    </w:p>
-    <w:p>
-      <w:pPr>
-        <w:spacing w:before="100" w:beforeAutospacing="1" w:after="100" w:afterAutospacing="1" w:line="240" w:lineRule="auto"/>
-        <w:rPr>
-          <w:rFonts w:ascii="Times New Roman" w:eastAsia="Times New Roman" w:hAnsi="Times New Roman" w:cs="Times New Roman"/>
-          <w:sz w:val="24"/>
-          <w:szCs w:val="24"/>
-          <w:lang w:eastAsia="ru-RU"/>
-        </w:rPr>
-      </w:pPr>
-      <w:r>
-        <w:rPr>
-          <w:rFonts w:ascii="Times New Roman" w:eastAsia="Times New Roman" w:hAnsi="Times New Roman" w:cs="Times New Roman"/>
-          <w:sz w:val="24"/>
-          <w:szCs w:val="24"/>
+      <w:r>
+        <w:rPr>
+          <w:lang w:eastAsia="ru-RU"/>
+        </w:rPr>
+        <w:t xml:space="preserve"> </w:t>
+      </w:r>
+      <w:r>
+        <w:rPr>
+          <w:color w:val="FF0000"/>
+        </w:rPr>
+        <w:t>Основная идея TO-BE — сохранить понятный порядок работы, но перенести ключевые операции в модуль «Образование», интегрированный с ядром платформы.</w:t>
+      </w:r>
+    </w:p>
+    <w:p>
+      <w:pPr>
+        <w:rPr>
+          <w:lang w:eastAsia="ru-RU"/>
+        </w:rPr>
+      </w:pPr>
+      <w:r>
+        <w:rPr>
           <w:lang w:eastAsia="ru-RU"/>
         </w:rPr>
         <w:t>Слайд 11. IDEF0 TO-BE, декомпозиция</w:t>
@@ -804,19 +637,12 @@
     </w:p>
     <w:p>
       <w:pPr>
-        <w:spacing w:before="100" w:beforeAutospacing="1" w:after="100" w:afterAutospacing="1" w:line="240" w:lineRule="auto"/>
-        <w:rPr>
-          <w:rFonts w:ascii="Times New Roman" w:eastAsia="Times New Roman" w:hAnsi="Times New Roman" w:cs="Times New Roman"/>
-          <w:sz w:val="24"/>
-          <w:szCs w:val="24"/>
-          <w:lang w:eastAsia="ru-RU"/>
-        </w:rPr>
-      </w:pPr>
-      <w:r>
-        <w:rPr>
-          <w:rFonts w:ascii="Times New Roman" w:eastAsia="Times New Roman" w:hAnsi="Times New Roman" w:cs="Times New Roman"/>
-          <w:sz w:val="24"/>
-          <w:szCs w:val="24"/>
+        <w:rPr>
+          <w:lang w:eastAsia="ru-RU"/>
+        </w:rPr>
+      </w:pPr>
+      <w:r>
+        <w:rPr>
           <w:lang w:eastAsia="ru-RU"/>
         </w:rPr>
         <w:t>Декомпозиция TO-BE показывает, что основные этапы сохраняются, но выполняются уже через проектируемую систему.</w:t>
@@ -824,19 +650,12 @@
     </w:p>
     <w:p>
       <w:pPr>
-        <w:spacing w:before="100" w:beforeAutospacing="1" w:after="100" w:afterAutospacing="1" w:line="240" w:lineRule="auto"/>
-        <w:rPr>
-          <w:rFonts w:ascii="Times New Roman" w:eastAsia="Times New Roman" w:hAnsi="Times New Roman" w:cs="Times New Roman"/>
-          <w:sz w:val="24"/>
-          <w:szCs w:val="24"/>
-          <w:lang w:eastAsia="ru-RU"/>
-        </w:rPr>
-      </w:pPr>
-      <w:r>
-        <w:rPr>
-          <w:rFonts w:ascii="Times New Roman" w:eastAsia="Times New Roman" w:hAnsi="Times New Roman" w:cs="Times New Roman"/>
-          <w:sz w:val="24"/>
-          <w:szCs w:val="24"/>
+        <w:rPr>
+          <w:lang w:eastAsia="ru-RU"/>
+        </w:rPr>
+      </w:pPr>
+      <w:r>
+        <w:rPr>
           <w:lang w:eastAsia="ru-RU"/>
         </w:rPr>
         <w:t>Слайд 12. DFD TO-BE</w:t>
@@ -844,39 +663,37 @@
     </w:p>
     <w:p>
       <w:pPr>
-        <w:spacing w:before="100" w:beforeAutospacing="1" w:after="100" w:afterAutospacing="1" w:line="240" w:lineRule="auto"/>
-        <w:rPr>
-          <w:rFonts w:ascii="Times New Roman" w:eastAsia="Times New Roman" w:hAnsi="Times New Roman" w:cs="Times New Roman"/>
-          <w:sz w:val="24"/>
-          <w:szCs w:val="24"/>
-          <w:lang w:eastAsia="ru-RU"/>
-        </w:rPr>
-      </w:pPr>
-      <w:r>
-        <w:rPr>
-          <w:rFonts w:ascii="Times New Roman" w:eastAsia="Times New Roman" w:hAnsi="Times New Roman" w:cs="Times New Roman"/>
-          <w:sz w:val="24"/>
-          <w:szCs w:val="24"/>
-          <w:lang w:eastAsia="ru-RU"/>
-        </w:rPr>
-        <w:t>На DFD TO-BE приведён обмен данными после внедрения модуля, а общая трудоёмкость процесса составляет 220 минут.</w:t>
-      </w:r>
-    </w:p>
-    <w:p>
-      <w:pPr>
-        <w:spacing w:before="100" w:beforeAutospacing="1" w:after="100" w:afterAutospacing="1" w:line="240" w:lineRule="auto"/>
-        <w:rPr>
-          <w:rFonts w:ascii="Times New Roman" w:eastAsia="Times New Roman" w:hAnsi="Times New Roman" w:cs="Times New Roman"/>
-          <w:sz w:val="24"/>
-          <w:szCs w:val="24"/>
-          <w:lang w:eastAsia="ru-RU"/>
-        </w:rPr>
-      </w:pPr>
-      <w:r>
-        <w:rPr>
-          <w:rFonts w:ascii="Times New Roman" w:eastAsia="Times New Roman" w:hAnsi="Times New Roman" w:cs="Times New Roman"/>
-          <w:sz w:val="24"/>
-          <w:szCs w:val="24"/>
+        <w:rPr>
+          <w:lang w:eastAsia="ru-RU"/>
+        </w:rPr>
+      </w:pPr>
+      <w:r>
+        <w:rPr>
+          <w:lang w:eastAsia="ru-RU"/>
+        </w:rPr>
+        <w:t>На DFD TO-BE приведён обмен данными после внедрения модуля</w:t>
+      </w:r>
+      <w:r>
+        <w:rPr>
+          <w:lang w:eastAsia="ru-RU"/>
+        </w:rPr>
+        <w:t xml:space="preserve">. </w:t>
+      </w:r>
+      <w:r>
+        <w:rPr>
+          <w:color w:val="FF0000"/>
+        </w:rPr>
+        <w:t>За счёт единого хранения заявок, расписания, заданий и результатов общая трудоёмкость процесса составляет 220 минут.</w:t>
+      </w:r>
+    </w:p>
+    <w:p>
+      <w:pPr>
+        <w:rPr>
+          <w:lang w:eastAsia="ru-RU"/>
+        </w:rPr>
+      </w:pPr>
+      <w:r>
+        <w:rPr>
           <w:lang w:eastAsia="ru-RU"/>
         </w:rPr>
         <w:t>Слайд 13. DFD TO-BE, декомпозиция</w:t>
@@ -884,19 +701,12 @@
     </w:p>
     <w:p>
       <w:pPr>
-        <w:spacing w:before="100" w:beforeAutospacing="1" w:after="100" w:afterAutospacing="1" w:line="240" w:lineRule="auto"/>
-        <w:rPr>
-          <w:rFonts w:ascii="Times New Roman" w:eastAsia="Times New Roman" w:hAnsi="Times New Roman" w:cs="Times New Roman"/>
-          <w:sz w:val="24"/>
-          <w:szCs w:val="24"/>
-          <w:lang w:eastAsia="ru-RU"/>
-        </w:rPr>
-      </w:pPr>
-      <w:r>
-        <w:rPr>
-          <w:rFonts w:ascii="Times New Roman" w:eastAsia="Times New Roman" w:hAnsi="Times New Roman" w:cs="Times New Roman"/>
-          <w:sz w:val="24"/>
-          <w:szCs w:val="24"/>
+        <w:rPr>
+          <w:lang w:eastAsia="ru-RU"/>
+        </w:rPr>
+      </w:pPr>
+      <w:r>
+        <w:rPr>
           <w:lang w:eastAsia="ru-RU"/>
         </w:rPr>
         <w:t>На декомпозиции видно, что данные сохраняются в базе данных модуля «Образование», и основные этапы работают уже через неё.</w:t>
@@ -904,19 +714,12 @@
     </w:p>
     <w:p>
       <w:pPr>
-        <w:spacing w:before="100" w:beforeAutospacing="1" w:after="100" w:afterAutospacing="1" w:line="240" w:lineRule="auto"/>
-        <w:rPr>
-          <w:rFonts w:ascii="Times New Roman" w:eastAsia="Times New Roman" w:hAnsi="Times New Roman" w:cs="Times New Roman"/>
-          <w:sz w:val="24"/>
-          <w:szCs w:val="24"/>
-          <w:lang w:eastAsia="ru-RU"/>
-        </w:rPr>
-      </w:pPr>
-      <w:r>
-        <w:rPr>
-          <w:rFonts w:ascii="Times New Roman" w:eastAsia="Times New Roman" w:hAnsi="Times New Roman" w:cs="Times New Roman"/>
-          <w:sz w:val="24"/>
-          <w:szCs w:val="24"/>
+        <w:rPr>
+          <w:lang w:eastAsia="ru-RU"/>
+        </w:rPr>
+      </w:pPr>
+      <w:r>
+        <w:rPr>
           <w:lang w:eastAsia="ru-RU"/>
         </w:rPr>
         <w:t>Слайд 14. Логическая модель базы данных</w:t>
@@ -924,19 +727,12 @@
     </w:p>
     <w:p>
       <w:pPr>
-        <w:spacing w:before="100" w:beforeAutospacing="1" w:after="100" w:afterAutospacing="1" w:line="240" w:lineRule="auto"/>
-        <w:rPr>
-          <w:rFonts w:ascii="Times New Roman" w:eastAsia="Times New Roman" w:hAnsi="Times New Roman" w:cs="Times New Roman"/>
-          <w:sz w:val="24"/>
-          <w:szCs w:val="24"/>
-          <w:lang w:eastAsia="ru-RU"/>
-        </w:rPr>
-      </w:pPr>
-      <w:r>
-        <w:rPr>
-          <w:rFonts w:ascii="Times New Roman" w:eastAsia="Times New Roman" w:hAnsi="Times New Roman" w:cs="Times New Roman"/>
-          <w:sz w:val="24"/>
-          <w:szCs w:val="24"/>
+        <w:rPr>
+          <w:lang w:eastAsia="ru-RU"/>
+        </w:rPr>
+      </w:pPr>
+      <w:r>
+        <w:rPr>
           <w:lang w:eastAsia="ru-RU"/>
         </w:rPr>
         <w:t>Логическая модель описывает доменные сущности модуля: курсы, группы, заявки, обучение, сертификаты и ИИ-подсистему.</w:t>
@@ -944,19 +740,12 @@
     </w:p>
     <w:p>
       <w:pPr>
-        <w:spacing w:before="100" w:beforeAutospacing="1" w:after="100" w:afterAutospacing="1" w:line="240" w:lineRule="auto"/>
-        <w:rPr>
-          <w:rFonts w:ascii="Times New Roman" w:eastAsia="Times New Roman" w:hAnsi="Times New Roman" w:cs="Times New Roman"/>
-          <w:sz w:val="24"/>
-          <w:szCs w:val="24"/>
-          <w:lang w:eastAsia="ru-RU"/>
-        </w:rPr>
-      </w:pPr>
-      <w:r>
-        <w:rPr>
-          <w:rFonts w:ascii="Times New Roman" w:eastAsia="Times New Roman" w:hAnsi="Times New Roman" w:cs="Times New Roman"/>
-          <w:sz w:val="24"/>
-          <w:szCs w:val="24"/>
+        <w:rPr>
+          <w:lang w:eastAsia="ru-RU"/>
+        </w:rPr>
+      </w:pPr>
+      <w:r>
+        <w:rPr>
           <w:lang w:eastAsia="ru-RU"/>
         </w:rPr>
         <w:t>Слайд 15. Физическая модель базы данных</w:t>
@@ -964,115 +753,167 @@
     </w:p>
     <w:p>
       <w:pPr>
-        <w:spacing w:before="100" w:beforeAutospacing="1" w:after="100" w:afterAutospacing="1" w:line="240" w:lineRule="auto"/>
-        <w:rPr>
-          <w:rFonts w:ascii="Times New Roman" w:eastAsia="Times New Roman" w:hAnsi="Times New Roman" w:cs="Times New Roman"/>
-          <w:sz w:val="24"/>
-          <w:szCs w:val="24"/>
-          <w:lang w:eastAsia="ru-RU"/>
-        </w:rPr>
-      </w:pPr>
-      <w:r>
-        <w:rPr>
-          <w:rFonts w:ascii="Times New Roman" w:eastAsia="Times New Roman" w:hAnsi="Times New Roman" w:cs="Times New Roman"/>
-          <w:sz w:val="24"/>
-          <w:szCs w:val="24"/>
-          <w:lang w:eastAsia="ru-RU"/>
-        </w:rPr>
-        <w:t>Физическая модель реализована в PostgreSQL с учётом связей, ограничений</w:t>
-      </w:r>
-      <w:r>
-        <w:rPr>
-          <w:rFonts w:ascii="Times New Roman" w:eastAsia="Times New Roman" w:hAnsi="Times New Roman" w:cs="Times New Roman"/>
-          <w:sz w:val="24"/>
-          <w:szCs w:val="24"/>
-          <w:lang w:eastAsia="ru-RU"/>
-        </w:rPr>
-        <w:t xml:space="preserve"> и</w:t>
-      </w:r>
-      <w:r>
-        <w:rPr>
-          <w:rFonts w:ascii="Times New Roman" w:eastAsia="Times New Roman" w:hAnsi="Times New Roman" w:cs="Times New Roman"/>
-          <w:sz w:val="24"/>
-          <w:szCs w:val="24"/>
-          <w:lang w:eastAsia="ru-RU"/>
-        </w:rPr>
-        <w:t xml:space="preserve"> аудит</w:t>
-      </w:r>
-      <w:r>
-        <w:rPr>
-          <w:rFonts w:ascii="Times New Roman" w:eastAsia="Times New Roman" w:hAnsi="Times New Roman" w:cs="Times New Roman"/>
-          <w:sz w:val="24"/>
-          <w:szCs w:val="24"/>
-          <w:lang w:eastAsia="ru-RU"/>
-        </w:rPr>
-        <w:t>а</w:t>
-      </w:r>
-      <w:r>
-        <w:rPr>
-          <w:rFonts w:ascii="Times New Roman" w:eastAsia="Times New Roman" w:hAnsi="Times New Roman" w:cs="Times New Roman"/>
-          <w:sz w:val="24"/>
-          <w:szCs w:val="24"/>
-          <w:lang w:eastAsia="ru-RU"/>
-        </w:rPr>
+        <w:rPr>
+          <w:lang w:eastAsia="ru-RU"/>
+        </w:rPr>
+      </w:pPr>
+      <w:r>
+        <w:t xml:space="preserve">Физическая модель </w:t>
+      </w:r>
+      <w:r>
+        <w:rPr>
+          <w:color w:val="FF0000"/>
+        </w:rPr>
+        <w:t xml:space="preserve">базы данных выполнена в </w:t>
+      </w:r>
+      <w:proofErr w:type="spellStart"/>
+      <w:r>
+        <w:t>PostgreSQL</w:t>
+      </w:r>
+      <w:proofErr w:type="spellEnd"/>
+      <w:r>
+        <w:t xml:space="preserve"> с учётом связей, ограничений и аудита.</w:t>
+      </w:r>
+    </w:p>
+    <w:p>
+      <w:pPr>
+        <w:rPr>
+          <w:lang w:eastAsia="ru-RU"/>
+        </w:rPr>
+      </w:pPr>
+      <w:r>
+        <w:rPr>
+          <w:lang w:eastAsia="ru-RU"/>
+        </w:rPr>
+        <w:t>Слайд 16. Стек технологий</w:t>
+      </w:r>
+    </w:p>
+    <w:p>
+      <w:pPr>
+        <w:rPr>
+          <w:color w:val="000000" w:themeColor="text1"/>
+        </w:rPr>
+      </w:pPr>
+      <w:proofErr w:type="spellStart"/>
+      <w:r>
+        <w:t>Backend</w:t>
+      </w:r>
+      <w:proofErr w:type="spellEnd"/>
+      <w:r>
+        <w:t xml:space="preserve"> </w:t>
+      </w:r>
+      <w:r>
+        <w:t>реализован</w:t>
+      </w:r>
+      <w:r>
+        <w:t xml:space="preserve"> на </w:t>
+      </w:r>
+      <w:proofErr w:type="spellStart"/>
+      <w:r>
+        <w:t>Go</w:t>
+      </w:r>
+      <w:proofErr w:type="spellEnd"/>
+      <w:r>
+        <w:t xml:space="preserve">, данные хранятся в </w:t>
+      </w:r>
+      <w:proofErr w:type="spellStart"/>
+      <w:r>
+        <w:t>PostgreSQL</w:t>
+      </w:r>
+      <w:proofErr w:type="spellEnd"/>
+      <w:r>
+        <w:t xml:space="preserve">, файлы — в </w:t>
+      </w:r>
+      <w:proofErr w:type="spellStart"/>
+      <w:r>
+        <w:t>MinIO</w:t>
+      </w:r>
+      <w:proofErr w:type="spellEnd"/>
+      <w:r>
         <w:t>.</w:t>
       </w:r>
-    </w:p>
-    <w:p>
-      <w:pPr>
-        <w:spacing w:before="100" w:beforeAutospacing="1" w:after="100" w:afterAutospacing="1" w:line="240" w:lineRule="auto"/>
-        <w:rPr>
-          <w:rFonts w:ascii="Times New Roman" w:eastAsia="Times New Roman" w:hAnsi="Times New Roman" w:cs="Times New Roman"/>
-          <w:sz w:val="24"/>
-          <w:szCs w:val="24"/>
-          <w:lang w:eastAsia="ru-RU"/>
-        </w:rPr>
-      </w:pPr>
-      <w:r>
-        <w:rPr>
-          <w:rFonts w:ascii="Times New Roman" w:eastAsia="Times New Roman" w:hAnsi="Times New Roman" w:cs="Times New Roman"/>
-          <w:sz w:val="24"/>
-          <w:szCs w:val="24"/>
-          <w:lang w:eastAsia="ru-RU"/>
-        </w:rPr>
-        <w:t>Слайд 16. Стек технологий</w:t>
-      </w:r>
-    </w:p>
-    <w:p>
-      <w:pPr>
-        <w:spacing w:before="100" w:beforeAutospacing="1" w:after="100" w:afterAutospacing="1" w:line="240" w:lineRule="auto"/>
-        <w:rPr>
-          <w:rFonts w:ascii="Times New Roman" w:eastAsia="Times New Roman" w:hAnsi="Times New Roman" w:cs="Times New Roman"/>
-          <w:sz w:val="24"/>
-          <w:szCs w:val="24"/>
-          <w:lang w:eastAsia="ru-RU"/>
-        </w:rPr>
-      </w:pPr>
-      <w:r>
-        <w:rPr>
-          <w:rFonts w:ascii="Times New Roman" w:eastAsia="Times New Roman" w:hAnsi="Times New Roman" w:cs="Times New Roman"/>
-          <w:sz w:val="24"/>
-          <w:szCs w:val="24"/>
-          <w:lang w:eastAsia="ru-RU"/>
-        </w:rPr>
-        <w:t>Backend реализован на Go, данные хранятся в PostgreSQL, файлы — в MinIO, а взаимодействие построено через REST и gRPC.</w:t>
-      </w:r>
-    </w:p>
-    <w:p>
-      <w:pPr>
-        <w:spacing w:before="100" w:beforeAutospacing="1" w:after="100" w:afterAutospacing="1" w:line="240" w:lineRule="auto"/>
-        <w:rPr>
-          <w:rFonts w:ascii="Times New Roman" w:eastAsia="Times New Roman" w:hAnsi="Times New Roman" w:cs="Times New Roman"/>
-          <w:sz w:val="24"/>
-          <w:szCs w:val="24"/>
-          <w:lang w:eastAsia="ru-RU"/>
-        </w:rPr>
-      </w:pPr>
-      <w:r>
-        <w:rPr>
-          <w:rFonts w:ascii="Times New Roman" w:eastAsia="Times New Roman" w:hAnsi="Times New Roman" w:cs="Times New Roman"/>
-          <w:sz w:val="24"/>
-          <w:szCs w:val="24"/>
+      <w:r>
+        <w:br/>
+      </w:r>
+      <w:r>
+        <w:rPr>
+          <w:color w:val="FF0000"/>
+        </w:rPr>
+        <w:t xml:space="preserve">Клиентская часть для пользователей </w:t>
+      </w:r>
+      <w:r>
+        <w:rPr>
+          <w:color w:val="FF0000"/>
+        </w:rPr>
+        <w:t>написана</w:t>
+      </w:r>
+      <w:r>
+        <w:rPr>
+          <w:color w:val="FF0000"/>
+        </w:rPr>
+        <w:t xml:space="preserve"> на Next.js, а административная и образовательная панели — на </w:t>
+      </w:r>
+      <w:proofErr w:type="spellStart"/>
+      <w:r>
+        <w:rPr>
+          <w:color w:val="FF0000"/>
+        </w:rPr>
+        <w:t>React</w:t>
+      </w:r>
+      <w:proofErr w:type="spellEnd"/>
+      <w:r>
+        <w:rPr>
+          <w:color w:val="FF0000"/>
+        </w:rPr>
+        <w:t xml:space="preserve">. </w:t>
+      </w:r>
+      <w:r>
+        <w:rPr>
+          <w:color w:val="000000" w:themeColor="text1"/>
+        </w:rPr>
+        <w:t xml:space="preserve">Взаимодействие между </w:t>
+      </w:r>
+      <w:r>
+        <w:rPr>
+          <w:color w:val="FF0000"/>
+        </w:rPr>
+        <w:t>компонентами</w:t>
+      </w:r>
+      <w:r>
+        <w:rPr>
+          <w:color w:val="FF0000"/>
+        </w:rPr>
+        <w:t xml:space="preserve"> </w:t>
+      </w:r>
+      <w:r>
+        <w:rPr>
+          <w:color w:val="000000" w:themeColor="text1"/>
+        </w:rPr>
+        <w:t xml:space="preserve">построено через REST и </w:t>
+      </w:r>
+      <w:proofErr w:type="spellStart"/>
+      <w:r>
+        <w:rPr>
+          <w:color w:val="000000" w:themeColor="text1"/>
+        </w:rPr>
+        <w:t>gRPC</w:t>
+      </w:r>
+      <w:proofErr w:type="spellEnd"/>
+      <w:r>
+        <w:rPr>
+          <w:color w:val="000000" w:themeColor="text1"/>
+        </w:rPr>
+        <w:t>.</w:t>
+      </w:r>
+    </w:p>
+    <w:p>
+      <w:pPr>
+        <w:rPr>
+          <w:lang w:eastAsia="ru-RU"/>
+        </w:rPr>
+      </w:pPr>
+      <w:r>
+        <w:rPr>
           <w:lang w:eastAsia="ru-RU"/>
         </w:rPr>
         <w:t>Слайд 17. Архитектура и развёртывание</w:t>
@@ -1080,39 +921,39 @@
     </w:p>
     <w:p>
       <w:pPr>
-        <w:spacing w:before="100" w:beforeAutospacing="1" w:after="100" w:afterAutospacing="1" w:line="240" w:lineRule="auto"/>
-        <w:rPr>
-          <w:rFonts w:ascii="Times New Roman" w:eastAsia="Times New Roman" w:hAnsi="Times New Roman" w:cs="Times New Roman"/>
-          <w:sz w:val="24"/>
-          <w:szCs w:val="24"/>
-          <w:lang w:eastAsia="ru-RU"/>
-        </w:rPr>
-      </w:pPr>
-      <w:r>
-        <w:rPr>
-          <w:rFonts w:ascii="Times New Roman" w:eastAsia="Times New Roman" w:hAnsi="Times New Roman" w:cs="Times New Roman"/>
-          <w:sz w:val="24"/>
-          <w:szCs w:val="24"/>
-          <w:lang w:eastAsia="ru-RU"/>
-        </w:rPr>
-        <w:t>Модуль работает через API Gateway и не дублирует ядро платформы: пользователи и авторизация остаются в общем сервисе.</w:t>
-      </w:r>
-    </w:p>
-    <w:p>
-      <w:pPr>
-        <w:spacing w:before="100" w:beforeAutospacing="1" w:after="100" w:afterAutospacing="1" w:line="240" w:lineRule="auto"/>
-        <w:rPr>
-          <w:rFonts w:ascii="Times New Roman" w:eastAsia="Times New Roman" w:hAnsi="Times New Roman" w:cs="Times New Roman"/>
-          <w:sz w:val="24"/>
-          <w:szCs w:val="24"/>
-          <w:lang w:eastAsia="ru-RU"/>
-        </w:rPr>
-      </w:pPr>
-      <w:r>
-        <w:rPr>
-          <w:rFonts w:ascii="Times New Roman" w:eastAsia="Times New Roman" w:hAnsi="Times New Roman" w:cs="Times New Roman"/>
-          <w:sz w:val="24"/>
-          <w:szCs w:val="24"/>
+        <w:rPr>
+          <w:lang w:eastAsia="ru-RU"/>
+        </w:rPr>
+      </w:pPr>
+      <w:r>
+        <w:rPr>
+          <w:lang w:eastAsia="ru-RU"/>
+        </w:rPr>
+        <w:t xml:space="preserve">Модуль работает через API </w:t>
+      </w:r>
+      <w:proofErr w:type="spellStart"/>
+      <w:r>
+        <w:rPr>
+          <w:lang w:eastAsia="ru-RU"/>
+        </w:rPr>
+        <w:t>Gateway</w:t>
+      </w:r>
+      <w:proofErr w:type="spellEnd"/>
+      <w:r>
+        <w:rPr>
+          <w:lang w:eastAsia="ru-RU"/>
+        </w:rPr>
+        <w:t xml:space="preserve"> и не дублирует ядро платформы: пользователи и авторизация остаются в общем сервисе.</w:t>
+      </w:r>
+    </w:p>
+    <w:p>
+      <w:pPr>
+        <w:rPr>
+          <w:lang w:eastAsia="ru-RU"/>
+        </w:rPr>
+      </w:pPr>
+      <w:r>
+        <w:rPr>
           <w:lang w:eastAsia="ru-RU"/>
         </w:rPr>
         <w:t>Слайд 18. ИИ-ассистент для пользователя</w:t>
@@ -1120,39 +961,53 @@
     </w:p>
     <w:p>
       <w:pPr>
-        <w:spacing w:before="100" w:beforeAutospacing="1" w:after="100" w:afterAutospacing="1" w:line="240" w:lineRule="auto"/>
-        <w:rPr>
-          <w:rFonts w:ascii="Times New Roman" w:eastAsia="Times New Roman" w:hAnsi="Times New Roman" w:cs="Times New Roman"/>
-          <w:sz w:val="24"/>
-          <w:szCs w:val="24"/>
-          <w:lang w:eastAsia="ru-RU"/>
-        </w:rPr>
-      </w:pPr>
-      <w:r>
-        <w:rPr>
-          <w:rFonts w:ascii="Times New Roman" w:eastAsia="Times New Roman" w:hAnsi="Times New Roman" w:cs="Times New Roman"/>
-          <w:sz w:val="24"/>
-          <w:szCs w:val="24"/>
-          <w:lang w:eastAsia="ru-RU"/>
-        </w:rPr>
-        <w:t>ИИ-ассистент помогает выбрать курс: вопрос обрабатывается через Embedding API, поиск выполняется в Milvus, ответ формируется через LLM API.</w:t>
-      </w:r>
-    </w:p>
-    <w:p>
-      <w:pPr>
-        <w:spacing w:before="100" w:beforeAutospacing="1" w:after="100" w:afterAutospacing="1" w:line="240" w:lineRule="auto"/>
-        <w:rPr>
-          <w:rFonts w:ascii="Times New Roman" w:eastAsia="Times New Roman" w:hAnsi="Times New Roman" w:cs="Times New Roman"/>
-          <w:sz w:val="24"/>
-          <w:szCs w:val="24"/>
-          <w:lang w:eastAsia="ru-RU"/>
-        </w:rPr>
-      </w:pPr>
-      <w:r>
-        <w:rPr>
-          <w:rFonts w:ascii="Times New Roman" w:eastAsia="Times New Roman" w:hAnsi="Times New Roman" w:cs="Times New Roman"/>
-          <w:sz w:val="24"/>
-          <w:szCs w:val="24"/>
+        <w:rPr>
+          <w:lang w:eastAsia="ru-RU"/>
+        </w:rPr>
+      </w:pPr>
+      <w:r>
+        <w:rPr>
+          <w:lang w:eastAsia="ru-RU"/>
+        </w:rPr>
+        <w:t xml:space="preserve">ИИ-ассистент помогает выбрать курс: вопрос обрабатывается через </w:t>
+      </w:r>
+      <w:proofErr w:type="spellStart"/>
+      <w:r>
+        <w:rPr>
+          <w:lang w:eastAsia="ru-RU"/>
+        </w:rPr>
+        <w:t>Embedding</w:t>
+      </w:r>
+      <w:proofErr w:type="spellEnd"/>
+      <w:r>
+        <w:rPr>
+          <w:lang w:eastAsia="ru-RU"/>
+        </w:rPr>
+        <w:t xml:space="preserve"> API, поиск выполняется в </w:t>
+      </w:r>
+      <w:proofErr w:type="spellStart"/>
+      <w:r>
+        <w:rPr>
+          <w:lang w:eastAsia="ru-RU"/>
+        </w:rPr>
+        <w:t>Milvus</w:t>
+      </w:r>
+      <w:proofErr w:type="spellEnd"/>
+      <w:r>
+        <w:rPr>
+          <w:lang w:eastAsia="ru-RU"/>
+        </w:rPr>
+        <w:t>, ответ формируется через LLM API.</w:t>
+      </w:r>
+    </w:p>
+    <w:p>
+      <w:pPr>
+        <w:rPr>
+          <w:lang w:eastAsia="ru-RU"/>
+        </w:rPr>
+      </w:pPr>
+      <w:r>
+        <w:rPr>
           <w:lang w:eastAsia="ru-RU"/>
         </w:rPr>
         <w:t>Слайд 19. ИИ-ассистент для преподавателя</w:t>
@@ -1160,37 +1015,24 @@
     </w:p>
     <w:p>
       <w:pPr>
-        <w:spacing w:before="100" w:beforeAutospacing="1" w:after="100" w:afterAutospacing="1" w:line="240" w:lineRule="auto"/>
-        <w:rPr>
-          <w:rFonts w:ascii="Times New Roman" w:eastAsia="Times New Roman" w:hAnsi="Times New Roman" w:cs="Times New Roman"/>
-          <w:sz w:val="24"/>
-          <w:szCs w:val="24"/>
-          <w:lang w:eastAsia="ru-RU"/>
-        </w:rPr>
-      </w:pPr>
-      <w:r>
-        <w:rPr>
-          <w:rFonts w:ascii="Times New Roman" w:eastAsia="Times New Roman" w:hAnsi="Times New Roman" w:cs="Times New Roman"/>
-          <w:sz w:val="24"/>
-          <w:szCs w:val="24"/>
+        <w:rPr>
+          <w:lang w:eastAsia="ru-RU"/>
+        </w:rPr>
+      </w:pPr>
+      <w:r>
+        <w:rPr>
           <w:lang w:eastAsia="ru-RU"/>
         </w:rPr>
         <w:t xml:space="preserve">Для преподавателя ИИ формирует черновик проверки работы, но </w:t>
       </w:r>
       <w:r>
         <w:rPr>
-          <w:rFonts w:ascii="Times New Roman" w:eastAsia="Times New Roman" w:hAnsi="Times New Roman" w:cs="Times New Roman"/>
-          <w:sz w:val="24"/>
-          <w:szCs w:val="24"/>
           <w:lang w:eastAsia="ru-RU"/>
         </w:rPr>
         <w:t>зачёт</w:t>
       </w:r>
       <w:r>
         <w:rPr>
-          <w:rFonts w:ascii="Times New Roman" w:eastAsia="Times New Roman" w:hAnsi="Times New Roman" w:cs="Times New Roman"/>
-          <w:sz w:val="24"/>
-          <w:szCs w:val="24"/>
           <w:lang w:eastAsia="ru-RU"/>
         </w:rPr>
         <w:t xml:space="preserve"> и комментарий всё равно утверждает человек.</w:t>
@@ -1198,19 +1040,12 @@
     </w:p>
     <w:p>
       <w:pPr>
-        <w:spacing w:before="100" w:beforeAutospacing="1" w:after="100" w:afterAutospacing="1" w:line="240" w:lineRule="auto"/>
-        <w:rPr>
-          <w:rFonts w:ascii="Times New Roman" w:eastAsia="Times New Roman" w:hAnsi="Times New Roman" w:cs="Times New Roman"/>
-          <w:sz w:val="24"/>
-          <w:szCs w:val="24"/>
-          <w:lang w:eastAsia="ru-RU"/>
-        </w:rPr>
-      </w:pPr>
-      <w:r>
-        <w:rPr>
-          <w:rFonts w:ascii="Times New Roman" w:eastAsia="Times New Roman" w:hAnsi="Times New Roman" w:cs="Times New Roman"/>
-          <w:sz w:val="24"/>
-          <w:szCs w:val="24"/>
+        <w:rPr>
+          <w:lang w:eastAsia="ru-RU"/>
+        </w:rPr>
+      </w:pPr>
+      <w:r>
+        <w:rPr>
           <w:lang w:eastAsia="ru-RU"/>
         </w:rPr>
         <w:t>Слайд 20. Диаграмма прецедентов</w:t>
@@ -1218,19 +1053,12 @@
     </w:p>
     <w:p>
       <w:pPr>
-        <w:spacing w:before="100" w:beforeAutospacing="1" w:after="100" w:afterAutospacing="1" w:line="240" w:lineRule="auto"/>
-        <w:rPr>
-          <w:rFonts w:ascii="Times New Roman" w:eastAsia="Times New Roman" w:hAnsi="Times New Roman" w:cs="Times New Roman"/>
-          <w:sz w:val="24"/>
-          <w:szCs w:val="24"/>
-          <w:lang w:eastAsia="ru-RU"/>
-        </w:rPr>
-      </w:pPr>
-      <w:r>
-        <w:rPr>
-          <w:rFonts w:ascii="Times New Roman" w:eastAsia="Times New Roman" w:hAnsi="Times New Roman" w:cs="Times New Roman"/>
-          <w:sz w:val="24"/>
-          <w:szCs w:val="24"/>
+        <w:rPr>
+          <w:lang w:eastAsia="ru-RU"/>
+        </w:rPr>
+      </w:pPr>
+      <w:r>
+        <w:rPr>
           <w:lang w:eastAsia="ru-RU"/>
         </w:rPr>
         <w:lastRenderedPageBreak/>
@@ -1238,18 +1066,12 @@
       </w:r>
       <w:r>
         <w:rPr>
-          <w:rFonts w:ascii="Times New Roman" w:eastAsia="Times New Roman" w:hAnsi="Times New Roman" w:cs="Times New Roman"/>
-          <w:sz w:val="24"/>
-          <w:szCs w:val="24"/>
           <w:lang w:eastAsia="ru-RU"/>
         </w:rPr>
         <w:t xml:space="preserve"> и </w:t>
       </w:r>
       <w:r>
         <w:rPr>
-          <w:rFonts w:ascii="Times New Roman" w:eastAsia="Times New Roman" w:hAnsi="Times New Roman" w:cs="Times New Roman"/>
-          <w:sz w:val="24"/>
-          <w:szCs w:val="24"/>
           <w:lang w:eastAsia="ru-RU"/>
         </w:rPr>
         <w:t>администратора.</w:t>
@@ -1257,215 +1079,139 @@
     </w:p>
     <w:p>
       <w:pPr>
-        <w:spacing w:before="100" w:beforeAutospacing="1" w:after="100" w:afterAutospacing="1" w:line="240" w:lineRule="auto"/>
-        <w:rPr>
-          <w:rFonts w:ascii="Times New Roman" w:eastAsia="Times New Roman" w:hAnsi="Times New Roman" w:cs="Times New Roman"/>
-          <w:sz w:val="24"/>
-          <w:szCs w:val="24"/>
-          <w:lang w:eastAsia="ru-RU"/>
-        </w:rPr>
-      </w:pPr>
-      <w:r>
-        <w:rPr>
-          <w:rFonts w:ascii="Times New Roman" w:eastAsia="Times New Roman" w:hAnsi="Times New Roman" w:cs="Times New Roman"/>
-          <w:sz w:val="24"/>
-          <w:szCs w:val="24"/>
+        <w:rPr>
+          <w:lang w:eastAsia="ru-RU"/>
+        </w:rPr>
+      </w:pPr>
+      <w:r>
+        <w:rPr>
           <w:lang w:eastAsia="ru-RU"/>
         </w:rPr>
         <w:t>Слайд 21. Диаграмма последовательности</w:t>
       </w:r>
     </w:p>
     <w:p>
-      <w:pPr>
-        <w:rPr>
-          <w:rFonts w:ascii="Times New Roman" w:hAnsi="Times New Roman" w:cs="Times New Roman"/>
-          <w:sz w:val="24"/>
-          <w:szCs w:val="24"/>
-        </w:rPr>
-      </w:pPr>
-      <w:r>
-        <w:rPr>
-          <w:rFonts w:ascii="Times New Roman" w:hAnsi="Times New Roman" w:cs="Times New Roman"/>
-          <w:sz w:val="24"/>
-          <w:szCs w:val="24"/>
-        </w:rPr>
-        <w:t xml:space="preserve">Диаграмма последовательности общения пользователя с ИИ показывает обработку запроса через API Gateway, сервис Education и </w:t>
-      </w:r>
-      <w:r>
-        <w:rPr>
-          <w:rFonts w:ascii="Times New Roman" w:hAnsi="Times New Roman" w:cs="Times New Roman"/>
-          <w:sz w:val="24"/>
-          <w:szCs w:val="24"/>
-        </w:rPr>
-        <w:t>ИИ</w:t>
-      </w:r>
-      <w:r>
-        <w:rPr>
-          <w:rFonts w:ascii="Times New Roman" w:hAnsi="Times New Roman" w:cs="Times New Roman"/>
-          <w:sz w:val="24"/>
-          <w:szCs w:val="24"/>
-        </w:rPr>
-        <w:t>-компоненты.</w:t>
-      </w:r>
-    </w:p>
-    <w:p>
-      <w:pPr>
-        <w:spacing w:before="100" w:beforeAutospacing="1" w:after="100" w:afterAutospacing="1" w:line="240" w:lineRule="auto"/>
-        <w:rPr>
-          <w:rFonts w:ascii="Times New Roman" w:eastAsia="Times New Roman" w:hAnsi="Times New Roman" w:cs="Times New Roman"/>
-          <w:sz w:val="24"/>
-          <w:szCs w:val="24"/>
-          <w:lang w:eastAsia="ru-RU"/>
-        </w:rPr>
-      </w:pPr>
-      <w:r>
-        <w:rPr>
-          <w:rFonts w:ascii="Times New Roman" w:eastAsia="Times New Roman" w:hAnsi="Times New Roman" w:cs="Times New Roman"/>
-          <w:sz w:val="24"/>
-          <w:szCs w:val="24"/>
+      <w:r>
+        <w:t xml:space="preserve">Диаграмма последовательности общения пользователя с ИИ показывает обработку запроса через API </w:t>
+      </w:r>
+      <w:proofErr w:type="spellStart"/>
+      <w:r>
+        <w:t>Gateway</w:t>
+      </w:r>
+      <w:proofErr w:type="spellEnd"/>
+      <w:r>
+        <w:t xml:space="preserve">, сервис </w:t>
+      </w:r>
+      <w:proofErr w:type="spellStart"/>
+      <w:r>
+        <w:t>Education</w:t>
+      </w:r>
+      <w:proofErr w:type="spellEnd"/>
+      <w:r>
+        <w:t xml:space="preserve"> и ИИ-компоненты.</w:t>
+      </w:r>
+    </w:p>
+    <w:p>
+      <w:pPr>
+        <w:rPr>
+          <w:lang w:eastAsia="ru-RU"/>
+        </w:rPr>
+      </w:pPr>
+      <w:r>
+        <w:rPr>
           <w:lang w:eastAsia="ru-RU"/>
         </w:rPr>
         <w:t>Слайд</w:t>
       </w:r>
       <w:r>
         <w:rPr>
-          <w:rFonts w:ascii="Times New Roman" w:eastAsia="Times New Roman" w:hAnsi="Times New Roman" w:cs="Times New Roman"/>
-          <w:sz w:val="24"/>
-          <w:szCs w:val="24"/>
           <w:lang w:eastAsia="ru-RU"/>
         </w:rPr>
         <w:t xml:space="preserve"> 22.</w:t>
       </w:r>
       <w:r>
         <w:rPr>
-          <w:rFonts w:ascii="Times New Roman" w:eastAsia="Times New Roman" w:hAnsi="Times New Roman" w:cs="Times New Roman"/>
-          <w:sz w:val="24"/>
-          <w:szCs w:val="24"/>
           <w:lang w:eastAsia="ru-RU"/>
         </w:rPr>
         <w:t xml:space="preserve"> </w:t>
       </w:r>
       <w:r>
         <w:rPr>
-          <w:rFonts w:ascii="Times New Roman" w:eastAsia="Times New Roman" w:hAnsi="Times New Roman" w:cs="Times New Roman"/>
-          <w:sz w:val="24"/>
-          <w:szCs w:val="24"/>
           <w:lang w:eastAsia="ru-RU"/>
         </w:rPr>
         <w:t>Д</w:t>
       </w:r>
       <w:r>
         <w:rPr>
-          <w:rFonts w:ascii="Times New Roman" w:eastAsia="Times New Roman" w:hAnsi="Times New Roman" w:cs="Times New Roman"/>
-          <w:sz w:val="24"/>
-          <w:szCs w:val="24"/>
           <w:lang w:eastAsia="ru-RU"/>
         </w:rPr>
         <w:t>емонстраци</w:t>
       </w:r>
       <w:r>
         <w:rPr>
-          <w:rFonts w:ascii="Times New Roman" w:eastAsia="Times New Roman" w:hAnsi="Times New Roman" w:cs="Times New Roman"/>
-          <w:sz w:val="24"/>
-          <w:szCs w:val="24"/>
           <w:lang w:eastAsia="ru-RU"/>
         </w:rPr>
         <w:t>я</w:t>
       </w:r>
     </w:p>
     <w:p>
-      <w:pPr>
-        <w:shd w:val="clear" w:color="auto" w:fill="FFFFFF" w:themeFill="background1"/>
-        <w:spacing w:after="75" w:line="240" w:lineRule="auto"/>
-        <w:rPr>
-          <w:rFonts w:ascii="Times New Roman" w:eastAsia="Times New Roman" w:hAnsi="Times New Roman" w:cs="Times New Roman"/>
-          <w:color w:val="000000"/>
-          <w:sz w:val="24"/>
-          <w:szCs w:val="24"/>
-          <w:lang w:eastAsia="ru-RU"/>
-        </w:rPr>
-      </w:pPr>
-      <w:r>
-        <w:rPr>
-          <w:rFonts w:ascii="Times New Roman" w:eastAsia="Times New Roman" w:hAnsi="Times New Roman" w:cs="Times New Roman"/>
-          <w:color w:val="000000"/>
-          <w:sz w:val="24"/>
-          <w:szCs w:val="24"/>
-          <w:lang w:eastAsia="ru-RU"/>
-        </w:rPr>
-        <w:t>Начинается всё с того что администратор создаёт курс, где вводит название, описание, возраст, грузит изображение, нужно ли собеседование. Далее он создает группу, привязывает к курсу, назначает преподавателя, добавляет вместимость сроки, кабинет, расписание. Активирует группу, активирует ИИ Ассистента. Преподавательль создает слоты собеседования. Пользователь задает вопрос ИИ. Ему рекомедуется курс и он подает заявку и выбирает слот. После собеседования учитель отмечает результат. А модератор зачисляет в группу. Ученику открывается доступ к обучению. Преподаватель отмечает посещаемость и загружает задание. Ученик отвечает Учитель проверяет с помощью Ии Завуч выдает сертификат и с помощью фильтров формирует выгрузку. Ученик скачивает свой сертификат</w:t>
-      </w:r>
-    </w:p>
-    <w:p>
-      <w:pPr>
-        <w:shd w:val="clear" w:color="auto" w:fill="FFFFFF" w:themeFill="background1"/>
-        <w:spacing w:before="100" w:beforeAutospacing="1" w:after="100" w:afterAutospacing="1" w:line="240" w:lineRule="auto"/>
-        <w:rPr>
-          <w:rFonts w:ascii="Times New Roman" w:eastAsia="Times New Roman" w:hAnsi="Times New Roman" w:cs="Times New Roman"/>
-          <w:sz w:val="24"/>
-          <w:szCs w:val="24"/>
-          <w:lang w:eastAsia="ru-RU"/>
-        </w:rPr>
-      </w:pPr>
-      <w:r>
-        <w:rPr>
-          <w:rFonts w:ascii="Times New Roman" w:eastAsia="Times New Roman" w:hAnsi="Times New Roman" w:cs="Times New Roman"/>
-          <w:sz w:val="24"/>
-          <w:szCs w:val="24"/>
-          <w:lang w:eastAsia="ru-RU"/>
-        </w:rPr>
-        <w:t>Слайд</w:t>
-      </w:r>
-      <w:r>
-        <w:rPr>
-          <w:rFonts w:ascii="Times New Roman" w:eastAsia="Times New Roman" w:hAnsi="Times New Roman" w:cs="Times New Roman"/>
-          <w:sz w:val="24"/>
-          <w:szCs w:val="24"/>
-          <w:lang w:eastAsia="ru-RU"/>
-        </w:rPr>
-        <w:t xml:space="preserve"> </w:t>
-      </w:r>
-      <w:r>
-        <w:rPr>
-          <w:rFonts w:ascii="Times New Roman" w:eastAsia="Times New Roman" w:hAnsi="Times New Roman" w:cs="Times New Roman"/>
-          <w:sz w:val="24"/>
-          <w:szCs w:val="24"/>
+      <w:r>
+        <w:rPr>
+          <w:color w:val="FF0000"/>
+        </w:rPr>
+        <w:t>На слайде размещены QR-коды для тестового входа за ученика и преподавателя. Сейчас покажу основной сценарий работы модуля.</w:t>
+      </w:r>
+      <w:r>
+        <w:br/>
+        <w:t>Начинается всё с того, что администратор создаёт курс: вводит название, описание, возраст, загружает изображение и указывает, нужно ли собеседование. Далее он создаёт группу, привязывает её к курсу, назначает преподавателя, добавляет вместимость, сроки, кабинет и расписание. После этого активирует группу и ИИ-ассистента.</w:t>
+      </w:r>
+      <w:r>
+        <w:br/>
+        <w:t>Преподаватель создаёт слоты собеседования. Пользователь задаёт вопрос ИИ, получает рекомендацию курса, подаёт заявку и выбирает слот. После собеседования преподаватель отмечает результат, а модератор зачисляет ученика в группу.</w:t>
+      </w:r>
+      <w:r>
+        <w:br/>
+        <w:t>Ученику открывается доступ к обучению. Преподаватель отмечает посещаемость и загружает задание. Ученик отправляет ответ, а преподаватель проверяет его с помощью ИИ. Затем завуч выдаёт сертификат и с помощью фильтров формирует выгрузку. Ученик скачивает свой сертификат.</w:t>
+      </w:r>
+    </w:p>
+    <w:p>
+      <w:pPr>
+        <w:rPr>
+          <w:lang w:eastAsia="ru-RU"/>
+        </w:rPr>
+      </w:pPr>
+      <w:r>
+        <w:rPr>
+          <w:lang w:eastAsia="ru-RU"/>
+        </w:rPr>
+        <w:t xml:space="preserve">Слайд </w:t>
+      </w:r>
+      <w:r>
+        <w:rPr>
           <w:lang w:eastAsia="ru-RU"/>
         </w:rPr>
         <w:t>23. Э</w:t>
       </w:r>
       <w:r>
         <w:rPr>
-          <w:rFonts w:ascii="Times New Roman" w:eastAsia="Times New Roman" w:hAnsi="Times New Roman" w:cs="Times New Roman"/>
-          <w:sz w:val="24"/>
-          <w:szCs w:val="24"/>
           <w:lang w:eastAsia="ru-RU"/>
         </w:rPr>
         <w:t>кономическо</w:t>
       </w:r>
       <w:r>
         <w:rPr>
-          <w:rFonts w:ascii="Times New Roman" w:eastAsia="Times New Roman" w:hAnsi="Times New Roman" w:cs="Times New Roman"/>
-          <w:sz w:val="24"/>
-          <w:szCs w:val="24"/>
           <w:lang w:eastAsia="ru-RU"/>
         </w:rPr>
         <w:t>е</w:t>
       </w:r>
       <w:r>
         <w:rPr>
-          <w:rFonts w:ascii="Times New Roman" w:eastAsia="Times New Roman" w:hAnsi="Times New Roman" w:cs="Times New Roman"/>
-          <w:sz w:val="24"/>
-          <w:szCs w:val="24"/>
           <w:lang w:eastAsia="ru-RU"/>
         </w:rPr>
         <w:t xml:space="preserve"> обосновани</w:t>
       </w:r>
       <w:r>
         <w:rPr>
-          <w:rFonts w:ascii="Times New Roman" w:eastAsia="Times New Roman" w:hAnsi="Times New Roman" w:cs="Times New Roman"/>
-          <w:sz w:val="24"/>
-          <w:szCs w:val="24"/>
           <w:lang w:eastAsia="ru-RU"/>
         </w:rPr>
         <w:t>е</w:t>
@@ -1473,46 +1219,30 @@
     </w:p>
     <w:p>
       <w:pPr>
-        <w:spacing w:before="100" w:beforeAutospacing="1" w:after="100" w:afterAutospacing="1" w:line="240" w:lineRule="auto"/>
-        <w:rPr>
-          <w:rFonts w:ascii="Times New Roman" w:eastAsia="Times New Roman" w:hAnsi="Times New Roman" w:cs="Times New Roman"/>
-          <w:sz w:val="24"/>
-          <w:szCs w:val="24"/>
-          <w:lang w:eastAsia="ru-RU"/>
-        </w:rPr>
-      </w:pPr>
-      <w:r>
-        <w:rPr>
-          <w:rFonts w:ascii="Times New Roman" w:eastAsia="Times New Roman" w:hAnsi="Times New Roman" w:cs="Times New Roman"/>
-          <w:sz w:val="24"/>
-          <w:szCs w:val="24"/>
+        <w:rPr>
+          <w:lang w:eastAsia="ru-RU"/>
+        </w:rPr>
+      </w:pPr>
+      <w:r>
+        <w:rPr>
           <w:lang w:eastAsia="ru-RU"/>
         </w:rPr>
         <w:t>Экономический эффект рассчитан через снижение трудоёмкости: процесс сократился с 440 до 220 минут, то есть на 50 процентов.</w:t>
       </w:r>
       <w:r>
         <w:rPr>
-          <w:rFonts w:ascii="Times New Roman" w:eastAsia="Times New Roman" w:hAnsi="Times New Roman" w:cs="Times New Roman"/>
-          <w:sz w:val="24"/>
-          <w:szCs w:val="24"/>
           <w:lang w:eastAsia="ru-RU"/>
         </w:rPr>
         <w:t xml:space="preserve"> А годовая экономия </w:t>
       </w:r>
       <w:r>
         <w:rPr>
-          <w:rFonts w:ascii="Times New Roman" w:eastAsia="Times New Roman" w:hAnsi="Times New Roman" w:cs="Times New Roman"/>
-          <w:sz w:val="24"/>
-          <w:szCs w:val="24"/>
           <w:lang w:eastAsia="ru-RU"/>
         </w:rPr>
         <w:t>составляет около</w:t>
       </w:r>
       <w:r>
         <w:rPr>
-          <w:rFonts w:ascii="Times New Roman" w:eastAsia="Times New Roman" w:hAnsi="Times New Roman" w:cs="Times New Roman"/>
-          <w:sz w:val="24"/>
-          <w:szCs w:val="24"/>
           <w:lang w:eastAsia="ru-RU"/>
         </w:rPr>
         <w:t xml:space="preserve"> 250 тысяч рублей.</w:t>
@@ -1520,46 +1250,30 @@
     </w:p>
     <w:p>
       <w:pPr>
-        <w:spacing w:before="100" w:beforeAutospacing="1" w:after="100" w:afterAutospacing="1" w:line="240" w:lineRule="auto"/>
-        <w:rPr>
-          <w:rFonts w:ascii="Times New Roman" w:eastAsia="Times New Roman" w:hAnsi="Times New Roman" w:cs="Times New Roman"/>
-          <w:sz w:val="24"/>
-          <w:szCs w:val="24"/>
-          <w:lang w:eastAsia="ru-RU"/>
-        </w:rPr>
-      </w:pPr>
-      <w:r>
-        <w:rPr>
-          <w:rFonts w:ascii="Times New Roman" w:eastAsia="Times New Roman" w:hAnsi="Times New Roman" w:cs="Times New Roman"/>
-          <w:sz w:val="24"/>
-          <w:szCs w:val="24"/>
+        <w:rPr>
+          <w:lang w:eastAsia="ru-RU"/>
+        </w:rPr>
+      </w:pPr>
+      <w:r>
+        <w:rPr>
           <w:lang w:eastAsia="ru-RU"/>
         </w:rPr>
         <w:t xml:space="preserve">Слайд </w:t>
       </w:r>
       <w:r>
         <w:rPr>
-          <w:rFonts w:ascii="Times New Roman" w:eastAsia="Times New Roman" w:hAnsi="Times New Roman" w:cs="Times New Roman"/>
-          <w:sz w:val="24"/>
-          <w:szCs w:val="24"/>
           <w:lang w:eastAsia="ru-RU"/>
         </w:rPr>
         <w:t>24. З</w:t>
       </w:r>
       <w:r>
         <w:rPr>
-          <w:rFonts w:ascii="Times New Roman" w:eastAsia="Times New Roman" w:hAnsi="Times New Roman" w:cs="Times New Roman"/>
-          <w:sz w:val="24"/>
-          <w:szCs w:val="24"/>
           <w:lang w:eastAsia="ru-RU"/>
         </w:rPr>
         <w:t>аключени</w:t>
       </w:r>
       <w:r>
         <w:rPr>
-          <w:rFonts w:ascii="Times New Roman" w:eastAsia="Times New Roman" w:hAnsi="Times New Roman" w:cs="Times New Roman"/>
-          <w:sz w:val="24"/>
-          <w:szCs w:val="24"/>
           <w:lang w:eastAsia="ru-RU"/>
         </w:rPr>
         <w:t>е</w:t>
@@ -1567,37 +1281,36 @@
     </w:p>
     <w:p>
       <w:pPr>
-        <w:spacing w:before="100" w:beforeAutospacing="1" w:after="100" w:afterAutospacing="1" w:line="240" w:lineRule="auto"/>
-        <w:rPr>
-          <w:rFonts w:ascii="Times New Roman" w:eastAsia="Times New Roman" w:hAnsi="Times New Roman" w:cs="Times New Roman"/>
-          <w:sz w:val="24"/>
-          <w:szCs w:val="24"/>
-          <w:lang w:eastAsia="ru-RU"/>
-        </w:rPr>
-      </w:pPr>
-      <w:r>
-        <w:rPr>
-          <w:rFonts w:ascii="Times New Roman" w:eastAsia="Times New Roman" w:hAnsi="Times New Roman" w:cs="Times New Roman"/>
-          <w:sz w:val="24"/>
-          <w:szCs w:val="24"/>
+        <w:rPr>
+          <w:lang w:eastAsia="ru-RU"/>
+        </w:rPr>
+      </w:pPr>
+      <w:r>
+        <w:rPr>
           <w:lang w:eastAsia="ru-RU"/>
         </w:rPr>
         <w:t>Цель работы достигнута</w:t>
       </w:r>
       <w:r>
         <w:rPr>
-          <w:rFonts w:ascii="Times New Roman" w:eastAsia="Times New Roman" w:hAnsi="Times New Roman" w:cs="Times New Roman"/>
-          <w:sz w:val="24"/>
-          <w:szCs w:val="24"/>
-          <w:lang w:eastAsia="ru-RU"/>
-        </w:rPr>
-        <w:t>, задачи выполнены</w:t>
-      </w:r>
-      <w:r>
-        <w:rPr>
-          <w:rFonts w:ascii="Times New Roman" w:eastAsia="Times New Roman" w:hAnsi="Times New Roman" w:cs="Times New Roman"/>
-          <w:sz w:val="24"/>
-          <w:szCs w:val="24"/>
+          <w:lang w:eastAsia="ru-RU"/>
+        </w:rPr>
+        <w:t xml:space="preserve">, </w:t>
+      </w:r>
+      <w:r>
+        <w:rPr>
+          <w:lang w:eastAsia="ru-RU"/>
+        </w:rPr>
+        <w:t xml:space="preserve">все </w:t>
+      </w:r>
+      <w:r>
+        <w:rPr>
+          <w:lang w:eastAsia="ru-RU"/>
+        </w:rPr>
+        <w:t>задачи выполнены</w:t>
+      </w:r>
+      <w:r>
+        <w:rPr>
           <w:lang w:eastAsia="ru-RU"/>
         </w:rPr>
         <w:t>.</w:t>
@@ -1605,24 +1318,18 @@
     </w:p>
     <w:p>
       <w:pPr>
-        <w:spacing w:before="100" w:beforeAutospacing="1" w:after="100" w:afterAutospacing="1" w:line="240" w:lineRule="auto"/>
-        <w:rPr>
-          <w:rFonts w:ascii="Times New Roman" w:eastAsia="Times New Roman" w:hAnsi="Times New Roman" w:cs="Times New Roman"/>
-          <w:sz w:val="24"/>
-          <w:szCs w:val="24"/>
-          <w:lang w:eastAsia="ru-RU"/>
-        </w:rPr>
-      </w:pPr>
-      <w:r>
-        <w:rPr>
-          <w:rFonts w:ascii="Times New Roman" w:eastAsia="Times New Roman" w:hAnsi="Times New Roman" w:cs="Times New Roman"/>
-          <w:sz w:val="24"/>
-          <w:szCs w:val="24"/>
+        <w:rPr>
+          <w:lang w:eastAsia="ru-RU"/>
+        </w:rPr>
+      </w:pPr>
+      <w:r>
+        <w:rPr>
           <w:lang w:eastAsia="ru-RU"/>
         </w:rPr>
         <w:t>Спасибо за внимание, доклад окончен.</w:t>
       </w:r>
     </w:p>
+    <w:bookmarkEnd w:id="0"/>
     <w:p/>
     <w:sectPr>
       <w:pgSz w:w="11906" w:h="16838"/>
@@ -2032,6 +1739,11 @@
   <w:style w:type="paragraph" w:default="1" w:styleId="a">
     <w:name w:val="Normal"/>
     <w:qFormat/>
+    <w:rsid w:val="002A0A03"/>
+    <w:rPr>
+      <w:rFonts w:ascii="Times New Roman" w:hAnsi="Times New Roman"/>
+      <w:sz w:val="24"/>
+    </w:rPr>
   </w:style>
   <w:style w:type="character" w:default="1" w:styleId="a0">
     <w:name w:val="Default Paragraph Font"/>
@@ -2071,8 +1783,7 @@
       <w:spacing w:before="100" w:beforeAutospacing="1" w:after="100" w:afterAutospacing="1" w:line="240" w:lineRule="auto"/>
     </w:pPr>
     <w:rPr>
-      <w:rFonts w:ascii="Times New Roman" w:eastAsia="Times New Roman" w:hAnsi="Times New Roman" w:cs="Times New Roman"/>
-      <w:sz w:val="24"/>
+      <w:rFonts w:eastAsia="Times New Roman" w:cs="Times New Roman"/>
       <w:szCs w:val="24"/>
       <w:lang w:eastAsia="ru-RU"/>
     </w:rPr>
